--- a/Documentation/FEBioChem User Manual.docx
+++ b/Documentation/FEBioChem User Manual.docx
@@ -1,6 +1,6 @@
 
 <file path=word/document.xml><?xml version="1.0" encoding="utf-8"?>
-<w:document xmlns:wpc="http://schemas.microsoft.com/office/word/2010/wordprocessingCanvas" xmlns:mc="http://schemas.openxmlformats.org/markup-compatibility/2006" xmlns:o="urn:schemas-microsoft-com:office:office" xmlns:r="http://schemas.openxmlformats.org/officeDocument/2006/relationships" xmlns:m="http://schemas.openxmlformats.org/officeDocument/2006/math" xmlns:v="urn:schemas-microsoft-com:vml" xmlns:wp14="http://schemas.microsoft.com/office/word/2010/wordprocessingDrawing" xmlns:wp="http://schemas.openxmlformats.org/drawingml/2006/wordprocessingDrawing" xmlns:w10="urn:schemas-microsoft-com:office:word" xmlns:w="http://schemas.openxmlformats.org/wordprocessingml/2006/main" xmlns:w14="http://schemas.microsoft.com/office/word/2010/wordml" xmlns:w15="http://schemas.microsoft.com/office/word/2012/wordml" xmlns:wpg="http://schemas.microsoft.com/office/word/2010/wordprocessingGroup" xmlns:wpi="http://schemas.microsoft.com/office/word/2010/wordprocessingInk" xmlns:wne="http://schemas.microsoft.com/office/word/2006/wordml" xmlns:wps="http://schemas.microsoft.com/office/word/2010/wordprocessingShape" mc:Ignorable="w14 w15 wp14">
+<w:document xmlns:wpc="http://schemas.microsoft.com/office/word/2010/wordprocessingCanvas" xmlns:cx="http://schemas.microsoft.com/office/drawing/2014/chartex" xmlns:cx1="http://schemas.microsoft.com/office/drawing/2015/9/8/chartex" xmlns:cx2="http://schemas.microsoft.com/office/drawing/2015/10/21/chartex" xmlns:cx3="http://schemas.microsoft.com/office/drawing/2016/5/9/chartex" xmlns:cx4="http://schemas.microsoft.com/office/drawing/2016/5/10/chartex" xmlns:cx5="http://schemas.microsoft.com/office/drawing/2016/5/11/chartex" xmlns:cx6="http://schemas.microsoft.com/office/drawing/2016/5/12/chartex" xmlns:cx7="http://schemas.microsoft.com/office/drawing/2016/5/13/chartex" xmlns:cx8="http://schemas.microsoft.com/office/drawing/2016/5/14/chartex" xmlns:mc="http://schemas.openxmlformats.org/markup-compatibility/2006" xmlns:aink="http://schemas.microsoft.com/office/drawing/2016/ink" xmlns:am3d="http://schemas.microsoft.com/office/drawing/2017/model3d" xmlns:o="urn:schemas-microsoft-com:office:office" xmlns:oel="http://schemas.microsoft.com/office/2019/extlst" xmlns:r="http://schemas.openxmlformats.org/officeDocument/2006/relationships" xmlns:m="http://schemas.openxmlformats.org/officeDocument/2006/math" xmlns:v="urn:schemas-microsoft-com:vml" xmlns:wp14="http://schemas.microsoft.com/office/word/2010/wordprocessingDrawing" xmlns:wp="http://schemas.openxmlformats.org/drawingml/2006/wordprocessingDrawing" xmlns:w10="urn:schemas-microsoft-com:office:word" xmlns:w="http://schemas.openxmlformats.org/wordprocessingml/2006/main" xmlns:w14="http://schemas.microsoft.com/office/word/2010/wordml" xmlns:w15="http://schemas.microsoft.com/office/word/2012/wordml" xmlns:w16cex="http://schemas.microsoft.com/office/word/2018/wordml/cex" xmlns:w16cid="http://schemas.microsoft.com/office/word/2016/wordml/cid" xmlns:w16="http://schemas.microsoft.com/office/word/2018/wordml" xmlns:w16du="http://schemas.microsoft.com/office/word/2023/wordml/word16du" xmlns:w16sdtdh="http://schemas.microsoft.com/office/word/2020/wordml/sdtdatahash" xmlns:w16sdtfl="http://schemas.microsoft.com/office/word/2024/wordml/sdtformatlock" xmlns:w16se="http://schemas.microsoft.com/office/word/2015/wordml/symex" xmlns:wpg="http://schemas.microsoft.com/office/word/2010/wordprocessingGroup" xmlns:wpi="http://schemas.microsoft.com/office/word/2010/wordprocessingInk" xmlns:wne="http://schemas.microsoft.com/office/word/2006/wordml" xmlns:wps="http://schemas.microsoft.com/office/word/2010/wordprocessingShape" mc:Ignorable="w14 w15 w16se w16cid w16 w16cex w16sdtdh w16sdtfl w16du wp14">
   <w:body>
     <w:p>
       <w:pPr>
@@ -65,6 +65,12 @@
     <w:p/>
     <w:sdt>
       <w:sdtPr>
+        <w:rPr>
+          <w:rFonts w:ascii="Times New Roman" w:eastAsiaTheme="minorHAnsi" w:hAnsi="Times New Roman" w:cstheme="minorBidi"/>
+          <w:color w:val="auto"/>
+          <w:sz w:val="22"/>
+          <w:szCs w:val="22"/>
+        </w:rPr>
         <w:id w:val="-996809069"/>
         <w:docPartObj>
           <w:docPartGallery w:val="Table of Contents"/>
@@ -73,13 +79,9 @@
       </w:sdtPr>
       <w:sdtEndPr>
         <w:rPr>
-          <w:rFonts w:ascii="Times New Roman" w:eastAsiaTheme="minorHAnsi" w:hAnsi="Times New Roman" w:cstheme="minorBidi"/>
           <w:b/>
           <w:bCs/>
           <w:noProof/>
-          <w:color w:val="auto"/>
-          <w:sz w:val="22"/>
-          <w:szCs w:val="22"/>
         </w:rPr>
       </w:sdtEndPr>
       <w:sdtContent>
@@ -1376,8 +1378,6 @@
       <w:pPr>
         <w:pStyle w:val="Heading1"/>
       </w:pPr>
-      <w:bookmarkStart w:id="1" w:name="_GoBack"/>
-      <w:bookmarkEnd w:id="1"/>
       <w:r>
         <w:lastRenderedPageBreak/>
         <w:t>Introduction</w:t>
@@ -1435,7 +1435,7 @@
         <w:rPr>
           <w:position w:val="-18"/>
         </w:rPr>
-        <w:object w:dxaOrig="5260" w:dyaOrig="480">
+        <w:object w:dxaOrig="5260" w:dyaOrig="480" w14:anchorId="5899A5CF">
           <v:shapetype id="_x0000_t75" coordsize="21600,21600" o:spt="75" o:preferrelative="t" path="m@4@5l@4@11@9@11@9@5xe" filled="f" stroked="f">
             <v:stroke joinstyle="miter"/>
             <v:formulas>
@@ -1455,10 +1455,10 @@
             <v:path o:extrusionok="f" gradientshapeok="t" o:connecttype="rect"/>
             <o:lock v:ext="edit" aspectratio="t"/>
           </v:shapetype>
-          <v:shape id="_x0000_i1025" type="#_x0000_t75" style="width:262.8pt;height:23.85pt" o:ole="">
+          <v:shape id="_x0000_i1025" type="#_x0000_t75" style="width:262.65pt;height:23.9pt" o:ole="">
             <v:imagedata r:id="rId8" o:title=""/>
           </v:shape>
-          <o:OLEObject Type="Embed" ProgID="Equation.DSMT4" ShapeID="_x0000_i1025" DrawAspect="Content" ObjectID="_1595918549" r:id="rId9"/>
+          <o:OLEObject Type="Embed" ProgID="Equation.DSMT4" ShapeID="_x0000_i1025" DrawAspect="Content" ObjectID="_1834920414" r:id="rId9"/>
         </w:object>
       </w:r>
       <w:r>
@@ -1563,29 +1563,21 @@
         <w:rPr>
           <w:position w:val="-6"/>
         </w:rPr>
-        <w:object w:dxaOrig="360" w:dyaOrig="340">
-          <v:shape id="_x0000_i1026" type="#_x0000_t75" style="width:18.1pt;height:16.8pt" o:ole="">
+        <w:object w:dxaOrig="360" w:dyaOrig="340" w14:anchorId="197AE03A">
+          <v:shape id="_x0000_i1026" type="#_x0000_t75" style="width:18.05pt;height:16.9pt" o:ole="">
             <v:imagedata r:id="rId10" o:title=""/>
           </v:shape>
-          <o:OLEObject Type="Embed" ProgID="Equation.DSMT4" ShapeID="_x0000_i1026" DrawAspect="Content" ObjectID="_1595918550" r:id="rId11"/>
+          <o:OLEObject Type="Embed" ProgID="Equation.DSMT4" ShapeID="_x0000_i1026" DrawAspect="Content" ObjectID="_1834920415" r:id="rId11"/>
         </w:object>
       </w:r>
       <w:r>
         <w:t xml:space="preserve"> represents the concentration of chemical species </w:t>
       </w:r>
-      <w:proofErr w:type="spellStart"/>
       <w:r>
         <w:rPr>
           <w:i/>
         </w:rPr>
-        <w:t>i</w:t>
-      </w:r>
-      <w:proofErr w:type="spellEnd"/>
-      <w:r>
-        <w:rPr>
-          <w:i/>
-        </w:rPr>
-        <w:t>,</w:t>
+        <w:t>i,</w:t>
       </w:r>
       <w:r>
         <w:t xml:space="preserve"> </w:t>
@@ -1594,24 +1586,22 @@
         <w:rPr>
           <w:position w:val="-4"/>
         </w:rPr>
-        <w:object w:dxaOrig="400" w:dyaOrig="320">
-          <v:shape id="_x0000_i1027" type="#_x0000_t75" style="width:20.3pt;height:16.35pt" o:ole="">
+        <w:object w:dxaOrig="400" w:dyaOrig="320" w14:anchorId="19F8C55F">
+          <v:shape id="_x0000_i1027" type="#_x0000_t75" style="width:20.4pt;height:16.4pt" o:ole="">
             <v:imagedata r:id="rId12" o:title=""/>
           </v:shape>
-          <o:OLEObject Type="Embed" ProgID="Equation.DSMT4" ShapeID="_x0000_i1027" DrawAspect="Content" ObjectID="_1595918551" r:id="rId13"/>
+          <o:OLEObject Type="Embed" ProgID="Equation.DSMT4" ShapeID="_x0000_i1027" DrawAspect="Content" ObjectID="_1834920416" r:id="rId13"/>
         </w:object>
       </w:r>
       <w:r>
         <w:t xml:space="preserve"> the diffusion constant of species </w:t>
       </w:r>
-      <w:proofErr w:type="spellStart"/>
       <w:r>
         <w:rPr>
           <w:i/>
         </w:rPr>
         <w:t>i</w:t>
       </w:r>
-      <w:proofErr w:type="spellEnd"/>
       <w:r>
         <w:t xml:space="preserve">, and </w:t>
       </w:r>
@@ -1619,24 +1609,22 @@
         <w:rPr>
           <w:position w:val="-4"/>
         </w:rPr>
-        <w:object w:dxaOrig="380" w:dyaOrig="320">
-          <v:shape id="_x0000_i1028" type="#_x0000_t75" style="width:19pt;height:16.35pt" o:ole="">
+        <w:object w:dxaOrig="380" w:dyaOrig="320" w14:anchorId="77B89F1B">
+          <v:shape id="_x0000_i1028" type="#_x0000_t75" style="width:19pt;height:16.4pt" o:ole="">
             <v:imagedata r:id="rId14" o:title=""/>
           </v:shape>
-          <o:OLEObject Type="Embed" ProgID="Equation.DSMT4" ShapeID="_x0000_i1028" DrawAspect="Content" ObjectID="_1595918552" r:id="rId15"/>
+          <o:OLEObject Type="Embed" ProgID="Equation.DSMT4" ShapeID="_x0000_i1028" DrawAspect="Content" ObjectID="_1834920417" r:id="rId15"/>
         </w:object>
       </w:r>
       <w:r>
         <w:t xml:space="preserve"> accounts for all local reactions that contribute to the concentration of species </w:t>
       </w:r>
-      <w:proofErr w:type="spellStart"/>
       <w:r>
         <w:rPr>
           <w:i/>
         </w:rPr>
         <w:t>i</w:t>
       </w:r>
-      <w:proofErr w:type="spellEnd"/>
       <w:r>
         <w:t xml:space="preserve">. The vector </w:t>
       </w:r>
@@ -1644,11 +1632,11 @@
         <w:rPr>
           <w:position w:val="-18"/>
         </w:rPr>
-        <w:object w:dxaOrig="1800" w:dyaOrig="480">
-          <v:shape id="_x0000_i1029" type="#_x0000_t75" style="width:90.1pt;height:23.85pt" o:ole="">
+        <w:object w:dxaOrig="1800" w:dyaOrig="480" w14:anchorId="00BCC799">
+          <v:shape id="_x0000_i1029" type="#_x0000_t75" style="width:90.05pt;height:23.9pt" o:ole="">
             <v:imagedata r:id="rId16" o:title=""/>
           </v:shape>
-          <o:OLEObject Type="Embed" ProgID="Equation.DSMT4" ShapeID="_x0000_i1029" DrawAspect="Content" ObjectID="_1595918553" r:id="rId17"/>
+          <o:OLEObject Type="Embed" ProgID="Equation.DSMT4" ShapeID="_x0000_i1029" DrawAspect="Content" ObjectID="_1834920418" r:id="rId17"/>
         </w:object>
       </w:r>
       <w:r>
@@ -1689,11 +1677,11 @@
         <w:rPr>
           <w:position w:val="-28"/>
         </w:rPr>
-        <w:object w:dxaOrig="1920" w:dyaOrig="700">
-          <v:shape id="_x0000_i1030" type="#_x0000_t75" style="width:95.85pt;height:34.9pt" o:ole="">
+        <w:object w:dxaOrig="1920" w:dyaOrig="700" w14:anchorId="6541E490">
+          <v:shape id="_x0000_i1030" type="#_x0000_t75" style="width:95.9pt;height:34.95pt" o:ole="">
             <v:imagedata r:id="rId18" o:title=""/>
           </v:shape>
-          <o:OLEObject Type="Embed" ProgID="Equation.DSMT4" ShapeID="_x0000_i1030" DrawAspect="Content" ObjectID="_1595918554" r:id="rId19"/>
+          <o:OLEObject Type="Embed" ProgID="Equation.DSMT4" ShapeID="_x0000_i1030" DrawAspect="Content" ObjectID="_1834920419" r:id="rId19"/>
         </w:object>
       </w:r>
       <w:r>
@@ -1797,7 +1785,6 @@
       <w:r>
         <w:t xml:space="preserve">Here, </w:t>
       </w:r>
-      <w:proofErr w:type="spellStart"/>
       <w:r>
         <w:rPr>
           <w:i/>
@@ -1811,7 +1798,6 @@
         </w:rPr>
         <w:t>i</w:t>
       </w:r>
-      <w:proofErr w:type="spellEnd"/>
       <w:r>
         <w:t xml:space="preserve"> identifies the chemical species, </w:t>
       </w:r>
@@ -1819,11 +1805,11 @@
         <w:rPr>
           <w:position w:val="-14"/>
         </w:rPr>
-        <w:object w:dxaOrig="260" w:dyaOrig="380">
-          <v:shape id="_x0000_i1031" type="#_x0000_t75" style="width:12.8pt;height:19pt" o:ole="">
+        <w:object w:dxaOrig="260" w:dyaOrig="380" w14:anchorId="2BEA5A0E">
+          <v:shape id="_x0000_i1031" type="#_x0000_t75" style="width:12.9pt;height:19pt" o:ole="">
             <v:imagedata r:id="rId20" o:title=""/>
           </v:shape>
-          <o:OLEObject Type="Embed" ProgID="Equation.DSMT4" ShapeID="_x0000_i1031" DrawAspect="Content" ObjectID="_1595918555" r:id="rId21"/>
+          <o:OLEObject Type="Embed" ProgID="Equation.DSMT4" ShapeID="_x0000_i1031" DrawAspect="Content" ObjectID="_1834920420" r:id="rId21"/>
         </w:object>
       </w:r>
       <w:r>
@@ -1833,11 +1819,11 @@
         <w:rPr>
           <w:position w:val="-14"/>
         </w:rPr>
-        <w:object w:dxaOrig="260" w:dyaOrig="380">
-          <v:shape id="_x0000_i1032" type="#_x0000_t75" style="width:12.8pt;height:19pt" o:ole="">
+        <w:object w:dxaOrig="260" w:dyaOrig="380" w14:anchorId="588DA60C">
+          <v:shape id="_x0000_i1032" type="#_x0000_t75" style="width:12.9pt;height:19pt" o:ole="">
             <v:imagedata r:id="rId22" o:title=""/>
           </v:shape>
-          <o:OLEObject Type="Embed" ProgID="Equation.DSMT4" ShapeID="_x0000_i1032" DrawAspect="Content" ObjectID="_1595918556" r:id="rId23"/>
+          <o:OLEObject Type="Embed" ProgID="Equation.DSMT4" ShapeID="_x0000_i1032" DrawAspect="Content" ObjectID="_1834920421" r:id="rId23"/>
         </w:object>
       </w:r>
       <w:r>
@@ -1847,7 +1833,6 @@
         <w:t xml:space="preserve">, </w:t>
       </w:r>
       <w:proofErr w:type="spellStart"/>
-      <w:proofErr w:type="gramStart"/>
       <w:r>
         <w:rPr>
           <w:i/>
@@ -1862,7 +1847,6 @@
         <w:t>j</w:t>
       </w:r>
       <w:proofErr w:type="spellEnd"/>
-      <w:proofErr w:type="gramEnd"/>
       <w:r>
         <w:t xml:space="preserve"> is the rate coefficient</w:t>
       </w:r>
@@ -1881,11 +1865,11 @@
         <w:rPr>
           <w:position w:val="-4"/>
         </w:rPr>
-        <w:object w:dxaOrig="380" w:dyaOrig="320">
-          <v:shape id="_x0000_i1033" type="#_x0000_t75" style="width:19pt;height:16.35pt" o:ole="">
+        <w:object w:dxaOrig="380" w:dyaOrig="320" w14:anchorId="4D2807D4">
+          <v:shape id="_x0000_i1033" type="#_x0000_t75" style="width:19pt;height:16.4pt" o:ole="">
             <v:imagedata r:id="rId14" o:title=""/>
           </v:shape>
-          <o:OLEObject Type="Embed" ProgID="Equation.DSMT4" ShapeID="_x0000_i1033" DrawAspect="Content" ObjectID="_1595918557" r:id="rId24"/>
+          <o:OLEObject Type="Embed" ProgID="Equation.DSMT4" ShapeID="_x0000_i1033" DrawAspect="Content" ObjectID="_1834920422" r:id="rId24"/>
         </w:object>
       </w:r>
       <w:r>
@@ -1903,11 +1887,11 @@
         <w:rPr>
           <w:position w:val="-30"/>
         </w:rPr>
-        <w:object w:dxaOrig="1300" w:dyaOrig="700">
-          <v:shape id="_x0000_i1034" type="#_x0000_t75" style="width:64.95pt;height:34.9pt" o:ole="">
+        <w:object w:dxaOrig="1300" w:dyaOrig="700" w14:anchorId="13C13852">
+          <v:shape id="_x0000_i1034" type="#_x0000_t75" style="width:64.95pt;height:34.95pt" o:ole="">
             <v:imagedata r:id="rId25" o:title=""/>
           </v:shape>
-          <o:OLEObject Type="Embed" ProgID="Equation.DSMT4" ShapeID="_x0000_i1034" DrawAspect="Content" ObjectID="_1595918558" r:id="rId26"/>
+          <o:OLEObject Type="Embed" ProgID="Equation.DSMT4" ShapeID="_x0000_i1034" DrawAspect="Content" ObjectID="_1834920423" r:id="rId26"/>
         </w:object>
       </w:r>
       <w:r>
@@ -2021,11 +2005,11 @@
         <w:rPr>
           <w:position w:val="-14"/>
         </w:rPr>
-        <w:object w:dxaOrig="1120" w:dyaOrig="380">
-          <v:shape id="_x0000_i1035" type="#_x0000_t75" style="width:56.1pt;height:19pt" o:ole="">
+        <w:object w:dxaOrig="1120" w:dyaOrig="380" w14:anchorId="769A4F44">
+          <v:shape id="_x0000_i1035" type="#_x0000_t75" style="width:56.05pt;height:19pt" o:ole="">
             <v:imagedata r:id="rId27" o:title=""/>
           </v:shape>
-          <o:OLEObject Type="Embed" ProgID="Equation.DSMT4" ShapeID="_x0000_i1035" DrawAspect="Content" ObjectID="_1595918559" r:id="rId28"/>
+          <o:OLEObject Type="Embed" ProgID="Equation.DSMT4" ShapeID="_x0000_i1035" DrawAspect="Content" ObjectID="_1834920424" r:id="rId28"/>
         </w:object>
       </w:r>
       <w:r>
@@ -2051,11 +2035,11 @@
         <w:rPr>
           <w:position w:val="-28"/>
         </w:rPr>
-        <w:object w:dxaOrig="1719" w:dyaOrig="680">
-          <v:shape id="_x0000_i1036" type="#_x0000_t75" style="width:85.7pt;height:34pt" o:ole="">
+        <w:object w:dxaOrig="1719" w:dyaOrig="680" w14:anchorId="18DFEDB9">
+          <v:shape id="_x0000_i1036" type="#_x0000_t75" style="width:85.6pt;height:34pt" o:ole="">
             <v:imagedata r:id="rId29" o:title=""/>
           </v:shape>
-          <o:OLEObject Type="Embed" ProgID="Equation.DSMT4" ShapeID="_x0000_i1036" DrawAspect="Content" ObjectID="_1595918560" r:id="rId30"/>
+          <o:OLEObject Type="Embed" ProgID="Equation.DSMT4" ShapeID="_x0000_i1036" DrawAspect="Content" ObjectID="_1834920425" r:id="rId30"/>
         </w:object>
       </w:r>
       <w:r>
@@ -2177,11 +2161,11 @@
         <w:rPr>
           <w:position w:val="-14"/>
         </w:rPr>
-        <w:object w:dxaOrig="760" w:dyaOrig="380">
+        <w:object w:dxaOrig="760" w:dyaOrig="380" w14:anchorId="61AF9C29">
           <v:shape id="_x0000_i1037" type="#_x0000_t75" style="width:38pt;height:19pt" o:ole="">
             <v:imagedata r:id="rId31" o:title=""/>
           </v:shape>
-          <o:OLEObject Type="Embed" ProgID="Equation.DSMT4" ShapeID="_x0000_i1037" DrawAspect="Content" ObjectID="_1595918561" r:id="rId32"/>
+          <o:OLEObject Type="Embed" ProgID="Equation.DSMT4" ShapeID="_x0000_i1037" DrawAspect="Content" ObjectID="_1834920426" r:id="rId32"/>
         </w:object>
       </w:r>
       <w:r>
@@ -2192,32 +2176,28 @@
       <w:pPr>
         <w:pStyle w:val="Heading2"/>
       </w:pPr>
-      <w:bookmarkStart w:id="2" w:name="_Toc522176510"/>
+      <w:bookmarkStart w:id="1" w:name="_Toc522176510"/>
       <w:r>
         <w:t>Mixtures</w:t>
       </w:r>
-      <w:bookmarkEnd w:id="2"/>
+      <w:bookmarkEnd w:id="1"/>
     </w:p>
     <w:p>
       <w:pPr>
         <w:jc w:val="both"/>
       </w:pPr>
       <w:r>
-        <w:t xml:space="preserve">Thus far, we considered the case where the solute is free, i.e. not inside a porous material. In the case if the solutes are contained inside a porous material, then the equations above remain valid, except now that the concentrations are with respect to the mixture volume. The ‘true’ </w:t>
-      </w:r>
-      <w:proofErr w:type="gramStart"/>
-      <w:r>
-        <w:t xml:space="preserve">concentration </w:t>
+        <w:t xml:space="preserve">Thus far, we considered the case where the solute is free, i.e. not inside a porous material. In the case if the solutes are contained inside a porous material, then the equations above remain valid, except now that the concentrations are with respect to the mixture volume. The ‘true’ concentration </w:t>
       </w:r>
       <w:r>
         <w:rPr>
           <w:position w:val="-6"/>
         </w:rPr>
-        <w:object w:dxaOrig="340" w:dyaOrig="340">
-          <v:shape id="_x0000_i1038" type="#_x0000_t75" style="width:16.8pt;height:16.8pt" o:ole="">
+        <w:object w:dxaOrig="340" w:dyaOrig="340" w14:anchorId="2906B573">
+          <v:shape id="_x0000_i1038" type="#_x0000_t75" style="width:16.9pt;height:16.9pt" o:ole="">
             <v:imagedata r:id="rId33" o:title=""/>
           </v:shape>
-          <o:OLEObject Type="Embed" ProgID="Equation.DSMT4" ShapeID="_x0000_i1038" DrawAspect="Content" ObjectID="_1595918562" r:id="rId34"/>
+          <o:OLEObject Type="Embed" ProgID="Equation.DSMT4" ShapeID="_x0000_i1038" DrawAspect="Content" ObjectID="_1834920427" r:id="rId34"/>
         </w:object>
       </w:r>
       <w:r>
@@ -2235,11 +2215,11 @@
         <w:rPr>
           <w:position w:val="-10"/>
         </w:rPr>
-        <w:object w:dxaOrig="1020" w:dyaOrig="380">
-          <v:shape id="_x0000_i1039" type="#_x0000_t75" style="width:51.25pt;height:19pt" o:ole="">
+        <w:object w:dxaOrig="1020" w:dyaOrig="380" w14:anchorId="016BCD7B">
+          <v:shape id="_x0000_i1039" type="#_x0000_t75" style="width:51.35pt;height:19pt" o:ole="">
             <v:imagedata r:id="rId35" o:title=""/>
           </v:shape>
-          <o:OLEObject Type="Embed" ProgID="Equation.DSMT4" ShapeID="_x0000_i1039" DrawAspect="Content" ObjectID="_1595918563" r:id="rId36"/>
+          <o:OLEObject Type="Embed" ProgID="Equation.DSMT4" ShapeID="_x0000_i1039" DrawAspect="Content" ObjectID="_1834920428" r:id="rId36"/>
         </w:object>
       </w:r>
       <w:r>
@@ -2340,24 +2320,19 @@
       <w:pPr>
         <w:jc w:val="both"/>
       </w:pPr>
-      <w:proofErr w:type="gramStart"/>
       <w:r>
         <w:lastRenderedPageBreak/>
-        <w:t>where</w:t>
-      </w:r>
-      <w:proofErr w:type="gramEnd"/>
-      <w:r>
-        <w:t xml:space="preserve"> </w:t>
+        <w:t xml:space="preserve">where </w:t>
       </w:r>
       <w:r>
         <w:rPr>
           <w:position w:val="-10"/>
         </w:rPr>
-        <w:object w:dxaOrig="220" w:dyaOrig="260">
-          <v:shape id="_x0000_i1040" type="#_x0000_t75" style="width:11.05pt;height:13.25pt" o:ole="">
+        <w:object w:dxaOrig="220" w:dyaOrig="260" w14:anchorId="1FB68CDA">
+          <v:shape id="_x0000_i1040" type="#_x0000_t75" style="width:11pt;height:13.15pt" o:ole="">
             <v:imagedata r:id="rId37" o:title=""/>
           </v:shape>
-          <o:OLEObject Type="Embed" ProgID="Equation.DSMT4" ShapeID="_x0000_i1040" DrawAspect="Content" ObjectID="_1595918564" r:id="rId38"/>
+          <o:OLEObject Type="Embed" ProgID="Equation.DSMT4" ShapeID="_x0000_i1040" DrawAspect="Content" ObjectID="_1834920429" r:id="rId38"/>
         </w:object>
       </w:r>
       <w:r>
@@ -2400,11 +2375,11 @@
         <w:rPr>
           <w:position w:val="-10"/>
         </w:rPr>
-        <w:object w:dxaOrig="1120" w:dyaOrig="360">
-          <v:shape id="_x0000_i1041" type="#_x0000_t75" style="width:56.1pt;height:18.1pt" o:ole="">
+        <w:object w:dxaOrig="1120" w:dyaOrig="360" w14:anchorId="39463E45">
+          <v:shape id="_x0000_i1041" type="#_x0000_t75" style="width:56.05pt;height:18.05pt" o:ole="">
             <v:imagedata r:id="rId39" o:title=""/>
           </v:shape>
-          <o:OLEObject Type="Embed" ProgID="Equation.DSMT4" ShapeID="_x0000_i1041" DrawAspect="Content" ObjectID="_1595918565" r:id="rId40"/>
+          <o:OLEObject Type="Embed" ProgID="Equation.DSMT4" ShapeID="_x0000_i1041" DrawAspect="Content" ObjectID="_1834920430" r:id="rId40"/>
         </w:object>
       </w:r>
       <w:r>
@@ -2528,22 +2503,17 @@
       </w:r>
       <w:proofErr w:type="spellEnd"/>
       <w:r>
-        <w:t xml:space="preserve"> </w:t>
-      </w:r>
-      <w:proofErr w:type="gramStart"/>
-      <w:r>
-        <w:t xml:space="preserve">by </w:t>
-      </w:r>
-      <w:proofErr w:type="gramEnd"/>
+        <w:t xml:space="preserve"> by </w:t>
+      </w:r>
       <w:r>
         <w:rPr>
           <w:position w:val="-10"/>
         </w:rPr>
-        <w:object w:dxaOrig="340" w:dyaOrig="360">
-          <v:shape id="_x0000_i1042" type="#_x0000_t75" style="width:16.8pt;height:18.1pt" o:ole="">
+        <w:object w:dxaOrig="340" w:dyaOrig="360" w14:anchorId="56CFAF73">
+          <v:shape id="_x0000_i1042" type="#_x0000_t75" style="width:16.9pt;height:18.05pt" o:ole="">
             <v:imagedata r:id="rId41" o:title=""/>
           </v:shape>
-          <o:OLEObject Type="Embed" ProgID="Equation.DSMT4" ShapeID="_x0000_i1042" DrawAspect="Content" ObjectID="_1595918566" r:id="rId42"/>
+          <o:OLEObject Type="Embed" ProgID="Equation.DSMT4" ShapeID="_x0000_i1042" DrawAspect="Content" ObjectID="_1834920431" r:id="rId42"/>
         </w:object>
       </w:r>
       <w:r>
@@ -2561,11 +2531,11 @@
         <w:rPr>
           <w:position w:val="-24"/>
         </w:rPr>
-        <w:object w:dxaOrig="1060" w:dyaOrig="660">
-          <v:shape id="_x0000_i1043" type="#_x0000_t75" style="width:53pt;height:32.7pt" o:ole="">
+        <w:object w:dxaOrig="1060" w:dyaOrig="660" w14:anchorId="788AB0C8">
+          <v:shape id="_x0000_i1043" type="#_x0000_t75" style="width:53pt;height:32.6pt" o:ole="">
             <v:imagedata r:id="rId43" o:title=""/>
           </v:shape>
-          <o:OLEObject Type="Embed" ProgID="Equation.DSMT4" ShapeID="_x0000_i1043" DrawAspect="Content" ObjectID="_1595918567" r:id="rId44"/>
+          <o:OLEObject Type="Embed" ProgID="Equation.DSMT4" ShapeID="_x0000_i1043" DrawAspect="Content" ObjectID="_1834920432" r:id="rId44"/>
         </w:object>
       </w:r>
       <w:r>
@@ -2589,7 +2559,7 @@
       <w:r>
         <w:fldChar w:fldCharType="end"/>
       </w:r>
-      <w:bookmarkStart w:id="3" w:name="ZEqnNum484367"/>
+      <w:bookmarkStart w:id="2" w:name="ZEqnNum484367"/>
       <w:r>
         <w:instrText>(</w:instrText>
       </w:r>
@@ -2659,32 +2629,24 @@
       <w:r>
         <w:instrText>)</w:instrText>
       </w:r>
-      <w:bookmarkEnd w:id="3"/>
+      <w:bookmarkEnd w:id="2"/>
       <w:r>
         <w:fldChar w:fldCharType="end"/>
       </w:r>
     </w:p>
     <w:p>
       <w:r>
-        <w:t xml:space="preserve"> </w:t>
-      </w:r>
-      <w:proofErr w:type="gramStart"/>
-      <w:r>
-        <w:t>where</w:t>
-      </w:r>
-      <w:proofErr w:type="gramEnd"/>
-      <w:r>
-        <w:t xml:space="preserve"> </w:t>
+        <w:t xml:space="preserve"> where </w:t>
       </w:r>
       <w:r>
         <w:rPr>
           <w:position w:val="-10"/>
         </w:rPr>
-        <w:object w:dxaOrig="340" w:dyaOrig="360">
-          <v:shape id="_x0000_i1044" type="#_x0000_t75" style="width:16.8pt;height:18.1pt" o:ole="">
+        <w:object w:dxaOrig="340" w:dyaOrig="360" w14:anchorId="7BACD8F8">
+          <v:shape id="_x0000_i1044" type="#_x0000_t75" style="width:16.9pt;height:18.05pt" o:ole="">
             <v:imagedata r:id="rId45" o:title=""/>
           </v:shape>
-          <o:OLEObject Type="Embed" ProgID="Equation.DSMT4" ShapeID="_x0000_i1044" DrawAspect="Content" ObjectID="_1595918568" r:id="rId46"/>
+          <o:OLEObject Type="Embed" ProgID="Equation.DSMT4" ShapeID="_x0000_i1044" DrawAspect="Content" ObjectID="_1834920433" r:id="rId46"/>
         </w:object>
       </w:r>
       <w:r>
@@ -2715,11 +2677,11 @@
         <w:rPr>
           <w:position w:val="-28"/>
         </w:rPr>
-        <w:object w:dxaOrig="1560" w:dyaOrig="540">
-          <v:shape id="_x0000_i1045" type="#_x0000_t75" style="width:77.75pt;height:26.95pt" o:ole="">
+        <w:object w:dxaOrig="1560" w:dyaOrig="540" w14:anchorId="310CAD16">
+          <v:shape id="_x0000_i1045" type="#_x0000_t75" style="width:77.85pt;height:26.95pt" o:ole="">
             <v:imagedata r:id="rId47" o:title=""/>
           </v:shape>
-          <o:OLEObject Type="Embed" ProgID="Equation.DSMT4" ShapeID="_x0000_i1045" DrawAspect="Content" ObjectID="_1595918569" r:id="rId48"/>
+          <o:OLEObject Type="Embed" ProgID="Equation.DSMT4" ShapeID="_x0000_i1045" DrawAspect="Content" ObjectID="_1834920434" r:id="rId48"/>
         </w:object>
       </w:r>
       <w:r>
@@ -2756,13 +2718,7 @@
         <w:rPr>
           <w:noProof/>
         </w:rPr>
-        <w:instrText xml:space="preserve"> </w:instrText>
-      </w:r>
-      <w:r>
-        <w:rPr>
-          <w:noProof/>
-        </w:rPr>
-        <w:instrText xml:space="preserve">SEQ MTSec \c \* Arabic \* MERGEFORMAT </w:instrText>
+        <w:instrText xml:space="preserve"> SEQ MTSec \c \* Arabic \* MERGEFORMAT </w:instrText>
       </w:r>
       <w:r>
         <w:rPr>
@@ -2823,13 +2779,8 @@
       </w:r>
     </w:p>
     <w:p>
-      <w:proofErr w:type="gramStart"/>
-      <w:r>
-        <w:t>where</w:t>
-      </w:r>
-      <w:proofErr w:type="gramEnd"/>
-      <w:r>
-        <w:t xml:space="preserve"> the volume fraction of the </w:t>
+      <w:r>
+        <w:t xml:space="preserve">where the volume fraction of the </w:t>
       </w:r>
       <w:proofErr w:type="spellStart"/>
       <w:r>
@@ -2851,11 +2802,11 @@
         <w:rPr>
           <w:position w:val="-30"/>
         </w:rPr>
-        <w:object w:dxaOrig="920" w:dyaOrig="720">
-          <v:shape id="_x0000_i1046" type="#_x0000_t75" style="width:45.95pt;height:36.2pt" o:ole="">
+        <w:object w:dxaOrig="920" w:dyaOrig="720" w14:anchorId="4E58FCBC">
+          <v:shape id="_x0000_i1046" type="#_x0000_t75" style="width:45.95pt;height:36.1pt" o:ole="">
             <v:imagedata r:id="rId49" o:title=""/>
           </v:shape>
-          <o:OLEObject Type="Embed" ProgID="Equation.DSMT4" ShapeID="_x0000_i1046" DrawAspect="Content" ObjectID="_1595918570" r:id="rId50"/>
+          <o:OLEObject Type="Embed" ProgID="Equation.DSMT4" ShapeID="_x0000_i1046" DrawAspect="Content" ObjectID="_1834920435" r:id="rId50"/>
         </w:object>
       </w:r>
       <w:r>
@@ -2962,22 +2913,17 @@
       </w:r>
       <w:proofErr w:type="spellEnd"/>
       <w:r>
-        <w:t xml:space="preserve">. The fluid volume fraction, or porosity, is then defined </w:t>
-      </w:r>
-      <w:proofErr w:type="gramStart"/>
-      <w:r>
-        <w:t xml:space="preserve">via </w:t>
-      </w:r>
-      <w:proofErr w:type="gramEnd"/>
+        <w:t xml:space="preserve">. The fluid volume fraction, or porosity, is then defined via </w:t>
+      </w:r>
       <w:r>
         <w:rPr>
           <w:position w:val="-10"/>
         </w:rPr>
-        <w:object w:dxaOrig="960" w:dyaOrig="360">
-          <v:shape id="_x0000_i1047" type="#_x0000_t75" style="width:47.7pt;height:18.1pt" o:ole="">
+        <w:object w:dxaOrig="960" w:dyaOrig="360" w14:anchorId="46E486AC">
+          <v:shape id="_x0000_i1047" type="#_x0000_t75" style="width:47.6pt;height:18.05pt" o:ole="">
             <v:imagedata r:id="rId51" o:title=""/>
           </v:shape>
-          <o:OLEObject Type="Embed" ProgID="Equation.DSMT4" ShapeID="_x0000_i1047" DrawAspect="Content" ObjectID="_1595918571" r:id="rId52"/>
+          <o:OLEObject Type="Embed" ProgID="Equation.DSMT4" ShapeID="_x0000_i1047" DrawAspect="Content" ObjectID="_1834920436" r:id="rId52"/>
         </w:object>
       </w:r>
       <w:r>
@@ -2988,7 +2934,7 @@
       <w:pPr>
         <w:pStyle w:val="Heading1"/>
       </w:pPr>
-      <w:bookmarkStart w:id="4" w:name="_Toc522176511"/>
+      <w:bookmarkStart w:id="3" w:name="_Toc522176511"/>
       <w:r>
         <w:t xml:space="preserve">Using the </w:t>
       </w:r>
@@ -3000,7 +2946,7 @@
       <w:r>
         <w:t xml:space="preserve"> plugin</w:t>
       </w:r>
-      <w:bookmarkEnd w:id="4"/>
+      <w:bookmarkEnd w:id="3"/>
     </w:p>
     <w:p>
       <w:r>
@@ -3038,7 +2984,7 @@
       <w:pPr>
         <w:pStyle w:val="Heading1"/>
       </w:pPr>
-      <w:bookmarkStart w:id="5" w:name="_Toc522176512"/>
+      <w:bookmarkStart w:id="4" w:name="_Toc522176512"/>
       <w:r>
         <w:lastRenderedPageBreak/>
         <w:t xml:space="preserve">Defining a </w:t>
@@ -3051,19 +2997,83 @@
       <w:r>
         <w:t xml:space="preserve"> model</w:t>
       </w:r>
+      <w:bookmarkEnd w:id="4"/>
+    </w:p>
+    <w:p>
+      <w:r>
+        <w:t xml:space="preserve">For the most part an </w:t>
+      </w:r>
+      <w:proofErr w:type="spellStart"/>
+      <w:r>
+        <w:t>FEBioChem</w:t>
+      </w:r>
+      <w:proofErr w:type="spellEnd"/>
+      <w:r>
+        <w:t xml:space="preserve"> model is a standard FEBio model with a few modifications. These are discussed in the following sections.</w:t>
+      </w:r>
+      <w:r>
+        <w:t xml:space="preserve"> Note that this user’s manual assumes version 2.5 of the FEBio file format. </w:t>
+      </w:r>
+    </w:p>
+    <w:p>
+      <w:pPr>
+        <w:pStyle w:val="Heading2"/>
+      </w:pPr>
+      <w:bookmarkStart w:id="5" w:name="_Toc522176513"/>
+      <w:r>
+        <w:t>Module</w:t>
+      </w:r>
       <w:bookmarkEnd w:id="5"/>
     </w:p>
     <w:p>
       <w:r>
-        <w:t xml:space="preserve">For the most part </w:t>
-      </w:r>
-      <w:proofErr w:type="gramStart"/>
-      <w:r>
-        <w:t>an</w:t>
-      </w:r>
-      <w:proofErr w:type="gramEnd"/>
-      <w:r>
-        <w:t xml:space="preserve"> </w:t>
+        <w:t xml:space="preserve">The </w:t>
+      </w:r>
+      <w:r>
+        <w:rPr>
+          <w:i/>
+        </w:rPr>
+        <w:t xml:space="preserve">type </w:t>
+      </w:r>
+      <w:r>
+        <w:t xml:space="preserve">attribute of </w:t>
+      </w:r>
+      <w:r>
+        <w:rPr>
+          <w:i/>
+        </w:rPr>
+        <w:t>Module</w:t>
+      </w:r>
+      <w:r>
+        <w:t xml:space="preserve"> tag needs the value </w:t>
+      </w:r>
+      <w:r>
+        <w:rPr>
+          <w:i/>
+        </w:rPr>
+        <w:t>reaction-diffusion</w:t>
+      </w:r>
+      <w:r>
+        <w:t xml:space="preserve">. </w:t>
+      </w:r>
+    </w:p>
+    <w:p>
+      <w:pPr>
+        <w:pStyle w:val="Code"/>
+      </w:pPr>
+    </w:p>
+    <w:p>
+      <w:pPr>
+        <w:pStyle w:val="Code"/>
+      </w:pPr>
+      <w:r>
+        <w:t>&lt;Module type="reaction-diffusion"/&gt;</w:t>
+      </w:r>
+    </w:p>
+    <w:p/>
+    <w:p>
+      <w:r>
+        <w:t xml:space="preserve">This will inform FEBio to load the reaction-diffusion solver that is part of the </w:t>
       </w:r>
       <w:proofErr w:type="spellStart"/>
       <w:r>
@@ -3071,154 +3081,82 @@
       </w:r>
       <w:proofErr w:type="spellEnd"/>
       <w:r>
-        <w:t xml:space="preserve"> model is a standard FEBio model with a few modifications. These are discussed in the following sections.</w:t>
-      </w:r>
-      <w:r>
-        <w:t xml:space="preserve"> Note that this user’s manual assumes version 2.5 of the FEBio file format. </w:t>
+        <w:t xml:space="preserve"> plugin.</w:t>
+      </w:r>
+    </w:p>
+    <w:p>
+      <w:r>
+        <w:t xml:space="preserve">This module does not include convection. If you want to include the convection term, you need to use the </w:t>
+      </w:r>
+      <w:r>
+        <w:rPr>
+          <w:i/>
+        </w:rPr>
+        <w:t xml:space="preserve">reaction-diffusion-convection </w:t>
+      </w:r>
+      <w:r>
+        <w:t xml:space="preserve">module. </w:t>
+      </w:r>
+    </w:p>
+    <w:p>
+      <w:pPr>
+        <w:pStyle w:val="Code"/>
+      </w:pPr>
+    </w:p>
+    <w:p>
+      <w:pPr>
+        <w:pStyle w:val="Code"/>
+      </w:pPr>
+      <w:r>
+        <w:t>&lt;Module type="reaction-diffusion-convection"/&gt;</w:t>
+      </w:r>
+    </w:p>
+    <w:p/>
+    <w:p>
+      <w:r>
+        <w:t xml:space="preserve">Now, a velocity field variable is added to the model, which can be defined in the </w:t>
+      </w:r>
+      <w:r>
+        <w:rPr>
+          <w:i/>
+        </w:rPr>
+        <w:t xml:space="preserve">Initial </w:t>
+      </w:r>
+      <w:r>
+        <w:t xml:space="preserve">section of the input file. </w:t>
+      </w:r>
+      <w:r>
+        <w:t xml:space="preserve">See section </w:t>
+      </w:r>
+      <w:r>
+        <w:fldChar w:fldCharType="begin"/>
+      </w:r>
+      <w:r>
+        <w:instrText xml:space="preserve"> REF _Ref522176262 \r \h </w:instrText>
+      </w:r>
+      <w:r>
+        <w:fldChar w:fldCharType="separate"/>
+      </w:r>
+      <w:r>
+        <w:t>3.8</w:t>
+      </w:r>
+      <w:r>
+        <w:fldChar w:fldCharType="end"/>
+      </w:r>
+      <w:r>
+        <w:t xml:space="preserve"> for more information on how to initialize the velocity field.</w:t>
       </w:r>
     </w:p>
     <w:p>
       <w:pPr>
         <w:pStyle w:val="Heading2"/>
       </w:pPr>
-      <w:bookmarkStart w:id="6" w:name="_Toc522176513"/>
-      <w:r>
-        <w:t>Module</w:t>
+      <w:bookmarkStart w:id="6" w:name="_Toc522176514"/>
+      <w:proofErr w:type="spellStart"/>
+      <w:r>
+        <w:t>Globals</w:t>
       </w:r>
       <w:bookmarkEnd w:id="6"/>
-    </w:p>
-    <w:p>
-      <w:r>
-        <w:t xml:space="preserve">The </w:t>
-      </w:r>
-      <w:r>
-        <w:rPr>
-          <w:i/>
-        </w:rPr>
-        <w:t xml:space="preserve">type </w:t>
-      </w:r>
-      <w:r>
-        <w:t xml:space="preserve">attribute of </w:t>
-      </w:r>
-      <w:r>
-        <w:rPr>
-          <w:i/>
-        </w:rPr>
-        <w:t>Module</w:t>
-      </w:r>
-      <w:r>
-        <w:t xml:space="preserve"> tag needs the value </w:t>
-      </w:r>
-      <w:r>
-        <w:rPr>
-          <w:i/>
-        </w:rPr>
-        <w:t>reaction-diffusion</w:t>
-      </w:r>
-      <w:r>
-        <w:t xml:space="preserve">. </w:t>
-      </w:r>
-    </w:p>
-    <w:p>
-      <w:pPr>
-        <w:pStyle w:val="Code"/>
-      </w:pPr>
-    </w:p>
-    <w:p>
-      <w:pPr>
-        <w:pStyle w:val="Code"/>
-      </w:pPr>
-      <w:r>
-        <w:t>&lt;Module type="reaction-diffusion"/&gt;</w:t>
-      </w:r>
-    </w:p>
-    <w:p/>
-    <w:p>
-      <w:r>
-        <w:t xml:space="preserve">This will inform FEBio to load the reaction-diffusion solver that is part of the </w:t>
-      </w:r>
-      <w:proofErr w:type="spellStart"/>
-      <w:r>
-        <w:t>FEBioChem</w:t>
-      </w:r>
-      <w:proofErr w:type="spellEnd"/>
-      <w:r>
-        <w:t xml:space="preserve"> plugin.</w:t>
-      </w:r>
-    </w:p>
-    <w:p>
-      <w:r>
-        <w:t xml:space="preserve">This module does not include convection. If you want to include the convection term, you need to use the </w:t>
-      </w:r>
-      <w:r>
-        <w:rPr>
-          <w:i/>
-        </w:rPr>
-        <w:t xml:space="preserve">reaction-diffusion-convection </w:t>
-      </w:r>
-      <w:r>
-        <w:t xml:space="preserve">module. </w:t>
-      </w:r>
-    </w:p>
-    <w:p>
-      <w:pPr>
-        <w:pStyle w:val="Code"/>
-      </w:pPr>
-    </w:p>
-    <w:p>
-      <w:pPr>
-        <w:pStyle w:val="Code"/>
-      </w:pPr>
-      <w:r>
-        <w:t>&lt;Module type="reaction-diffusion-convection"/&gt;</w:t>
-      </w:r>
-    </w:p>
-    <w:p/>
-    <w:p>
-      <w:r>
-        <w:t xml:space="preserve">Now, a velocity field variable is added to the model, which can be defined in the </w:t>
-      </w:r>
-      <w:r>
-        <w:rPr>
-          <w:i/>
-        </w:rPr>
-        <w:t xml:space="preserve">Initial </w:t>
-      </w:r>
-      <w:r>
-        <w:t xml:space="preserve">section of the input file. </w:t>
-      </w:r>
-      <w:r>
-        <w:t xml:space="preserve">See section </w:t>
-      </w:r>
-      <w:r>
-        <w:fldChar w:fldCharType="begin"/>
-      </w:r>
-      <w:r>
-        <w:instrText xml:space="preserve"> REF _Ref522176262 \r \h </w:instrText>
-      </w:r>
-      <w:r>
-        <w:fldChar w:fldCharType="separate"/>
-      </w:r>
-      <w:r>
-        <w:t>3.8</w:t>
-      </w:r>
-      <w:r>
-        <w:fldChar w:fldCharType="end"/>
-      </w:r>
-      <w:r>
-        <w:t xml:space="preserve"> for more information on how to initialize the velocity field.</w:t>
-      </w:r>
-    </w:p>
-    <w:p>
-      <w:pPr>
-        <w:pStyle w:val="Heading2"/>
-      </w:pPr>
-      <w:bookmarkStart w:id="7" w:name="_Toc522176514"/>
-      <w:proofErr w:type="spellStart"/>
-      <w:r>
-        <w:t>Globals</w:t>
-      </w:r>
-      <w:bookmarkEnd w:id="7"/>
       <w:proofErr w:type="spellEnd"/>
     </w:p>
     <w:p>
@@ -3297,11 +3235,11 @@
       <w:pPr>
         <w:pStyle w:val="Heading2"/>
       </w:pPr>
-      <w:bookmarkStart w:id="8" w:name="_Toc522176515"/>
+      <w:bookmarkStart w:id="7" w:name="_Toc522176515"/>
       <w:r>
         <w:t>Material</w:t>
       </w:r>
-      <w:bookmarkEnd w:id="8"/>
+      <w:bookmarkEnd w:id="7"/>
     </w:p>
     <w:p>
       <w:r>
@@ -3512,17 +3450,12 @@
       <w:pPr>
         <w:pStyle w:val="Heading3"/>
       </w:pPr>
-      <w:bookmarkStart w:id="9" w:name="_Toc522176516"/>
-      <w:proofErr w:type="gramStart"/>
+      <w:bookmarkStart w:id="8" w:name="_Toc522176516"/>
       <w:r>
         <w:lastRenderedPageBreak/>
-        <w:t>species</w:t>
-      </w:r>
-      <w:proofErr w:type="gramEnd"/>
-      <w:r>
-        <w:t xml:space="preserve"> property</w:t>
-      </w:r>
-      <w:bookmarkEnd w:id="9"/>
+        <w:t>species property</w:t>
+      </w:r>
+      <w:bookmarkEnd w:id="8"/>
     </w:p>
     <w:p>
       <w:r>
@@ -3560,15 +3493,7 @@
         <w:ind w:firstLine="720"/>
       </w:pPr>
       <w:r>
-        <w:t>&lt;</w:t>
-      </w:r>
-      <w:proofErr w:type="gramStart"/>
-      <w:r>
-        <w:t>diffusivity&gt;</w:t>
-      </w:r>
-      <w:proofErr w:type="gramEnd"/>
-      <w:r>
-        <w:t>0.05&lt;/diffusivity&gt;</w:t>
+        <w:t>&lt;diffusivity&gt;0.05&lt;/diffusivity&gt;</w:t>
       </w:r>
     </w:p>
     <w:p>
@@ -3584,18 +3509,16 @@
       <w:pPr>
         <w:pStyle w:val="Heading3"/>
       </w:pPr>
-      <w:bookmarkStart w:id="10" w:name="_Toc522176517"/>
+      <w:bookmarkStart w:id="9" w:name="_Toc522176517"/>
       <w:proofErr w:type="spellStart"/>
-      <w:proofErr w:type="gramStart"/>
       <w:r>
         <w:t>solid_bound_species</w:t>
       </w:r>
       <w:proofErr w:type="spellEnd"/>
-      <w:proofErr w:type="gramEnd"/>
       <w:r>
         <w:t xml:space="preserve"> property</w:t>
       </w:r>
-      <w:bookmarkEnd w:id="10"/>
+      <w:bookmarkEnd w:id="9"/>
     </w:p>
     <w:p>
       <w:r>
@@ -3890,16 +3813,11 @@
       <w:pPr>
         <w:pStyle w:val="Heading3"/>
       </w:pPr>
-      <w:bookmarkStart w:id="11" w:name="_Toc522176518"/>
-      <w:proofErr w:type="gramStart"/>
-      <w:r>
-        <w:t>reaction</w:t>
-      </w:r>
-      <w:proofErr w:type="gramEnd"/>
-      <w:r>
-        <w:t xml:space="preserve"> property</w:t>
-      </w:r>
-      <w:bookmarkEnd w:id="11"/>
+      <w:bookmarkStart w:id="10" w:name="_Toc522176518"/>
+      <w:r>
+        <w:t>reaction property</w:t>
+      </w:r>
+      <w:bookmarkEnd w:id="10"/>
     </w:p>
     <w:p>
       <w:r>
@@ -4174,31 +4092,292 @@
       <w:pPr>
         <w:pStyle w:val="Heading2"/>
       </w:pPr>
-      <w:bookmarkStart w:id="12" w:name="_Toc522176519"/>
+      <w:bookmarkStart w:id="11" w:name="_Toc522176519"/>
       <w:r>
         <w:t>Initial Values</w:t>
       </w:r>
+      <w:bookmarkEnd w:id="11"/>
+    </w:p>
+    <w:p>
+      <w:r>
+        <w:t xml:space="preserve">For each species (but not solid-bound species), an initial value can be set in the </w:t>
+      </w:r>
+      <w:r>
+        <w:rPr>
+          <w:i/>
+        </w:rPr>
+        <w:t xml:space="preserve">Initial </w:t>
+      </w:r>
+      <w:r>
+        <w:t xml:space="preserve">section of the FEBio input file via the </w:t>
+      </w:r>
+      <w:proofErr w:type="spellStart"/>
+      <w:r>
+        <w:rPr>
+          <w:i/>
+        </w:rPr>
+        <w:t>init</w:t>
+      </w:r>
+      <w:proofErr w:type="spellEnd"/>
+      <w:r>
+        <w:rPr>
+          <w:i/>
+        </w:rPr>
+        <w:t xml:space="preserve"> </w:t>
+      </w:r>
+      <w:r>
+        <w:t>tag.</w:t>
+      </w:r>
+    </w:p>
+    <w:p>
+      <w:pPr>
+        <w:pStyle w:val="Code"/>
+      </w:pPr>
+      <w:r>
+        <w:t>&lt;</w:t>
+      </w:r>
+      <w:proofErr w:type="spellStart"/>
+      <w:r>
+        <w:t>init</w:t>
+      </w:r>
+      <w:proofErr w:type="spellEnd"/>
+      <w:r>
+        <w:t xml:space="preserve"> </w:t>
+      </w:r>
+      <w:proofErr w:type="spellStart"/>
+      <w:r>
+        <w:t>bc</w:t>
+      </w:r>
+      <w:proofErr w:type="spellEnd"/>
+      <w:r>
+        <w:t xml:space="preserve">="c1" </w:t>
+      </w:r>
+      <w:proofErr w:type="spellStart"/>
+      <w:r>
+        <w:t>node_set</w:t>
+      </w:r>
+      <w:proofErr w:type="spellEnd"/>
+      <w:r>
+        <w:t>="set1"&gt;</w:t>
+      </w:r>
+    </w:p>
+    <w:p>
+      <w:pPr>
+        <w:pStyle w:val="Code"/>
+      </w:pPr>
+      <w:r>
+        <w:tab/>
+        <w:t>&lt;value&gt;1.0&lt;/value&gt;</w:t>
+      </w:r>
+    </w:p>
+    <w:p>
+      <w:pPr>
+        <w:pStyle w:val="Code"/>
+      </w:pPr>
+      <w:r>
+        <w:t>&lt;/</w:t>
+      </w:r>
+      <w:proofErr w:type="spellStart"/>
+      <w:r>
+        <w:t>init</w:t>
+      </w:r>
+      <w:proofErr w:type="spellEnd"/>
+      <w:r>
+        <w:t>&gt;</w:t>
+      </w:r>
+    </w:p>
+    <w:p/>
+    <w:p>
+      <w:pPr>
+        <w:jc w:val="both"/>
+      </w:pPr>
+      <w:r>
+        <w:t xml:space="preserve">The </w:t>
+      </w:r>
+      <w:proofErr w:type="spellStart"/>
+      <w:r>
+        <w:rPr>
+          <w:i/>
+        </w:rPr>
+        <w:t>bc</w:t>
+      </w:r>
+      <w:proofErr w:type="spellEnd"/>
+      <w:r>
+        <w:rPr>
+          <w:i/>
+        </w:rPr>
+        <w:t xml:space="preserve"> </w:t>
+      </w:r>
+      <w:r>
+        <w:t xml:space="preserve">attribute references the </w:t>
+      </w:r>
+      <w:proofErr w:type="gramStart"/>
+      <w:r>
+        <w:t>particular species</w:t>
+      </w:r>
+      <w:proofErr w:type="gramEnd"/>
+      <w:r>
+        <w:t xml:space="preserve"> (or solute). In this case, </w:t>
+      </w:r>
+      <w:r>
+        <w:rPr>
+          <w:i/>
+        </w:rPr>
+        <w:t xml:space="preserve">c1 </w:t>
+      </w:r>
+      <w:r>
+        <w:t xml:space="preserve">references the solute with ID equal to 1. The </w:t>
+      </w:r>
+      <w:proofErr w:type="spellStart"/>
+      <w:r>
+        <w:rPr>
+          <w:i/>
+        </w:rPr>
+        <w:t>node_set</w:t>
+      </w:r>
+      <w:proofErr w:type="spellEnd"/>
+      <w:r>
+        <w:rPr>
+          <w:i/>
+        </w:rPr>
+        <w:t xml:space="preserve"> </w:t>
+      </w:r>
+      <w:r>
+        <w:t xml:space="preserve">references a node set that needs to be defined in the Geometry section of the input file. </w:t>
+      </w:r>
+    </w:p>
+    <w:p>
+      <w:pPr>
+        <w:pStyle w:val="Heading2"/>
+      </w:pPr>
+      <w:bookmarkStart w:id="12" w:name="_Toc522176520"/>
+      <w:r>
+        <w:t>Boundary Conditions</w:t>
+      </w:r>
       <w:bookmarkEnd w:id="12"/>
     </w:p>
     <w:p>
       <w:r>
-        <w:t xml:space="preserve">For each species (but not solid-bound species), an initial value can be set in the </w:t>
+        <w:t xml:space="preserve">The syntax for defining fixed or prescribed </w:t>
+      </w:r>
+      <w:r>
+        <w:t xml:space="preserve">is identical for any FEBio model. Use </w:t>
       </w:r>
       <w:r>
         <w:rPr>
           <w:i/>
         </w:rPr>
-        <w:t xml:space="preserve">Initial </w:t>
-      </w:r>
-      <w:r>
-        <w:t xml:space="preserve">section of the FEBio input file via the </w:t>
+        <w:t>c[n]</w:t>
+      </w:r>
+      <w:r>
+        <w:t xml:space="preserve"> to reference a particular species (or solute, again no solid-bound species). Thus, for example, </w:t>
+      </w:r>
+      <w:r>
+        <w:rPr>
+          <w:i/>
+        </w:rPr>
+        <w:t xml:space="preserve">c1 </w:t>
+      </w:r>
+      <w:r>
+        <w:t xml:space="preserve">references to solute with ID one, </w:t>
+      </w:r>
+      <w:r>
+        <w:rPr>
+          <w:i/>
+        </w:rPr>
+        <w:t xml:space="preserve">c2 </w:t>
+      </w:r>
+      <w:r>
+        <w:t xml:space="preserve">to solute with ID 2, and so forth. </w:t>
+      </w:r>
+    </w:p>
+    <w:p>
+      <w:r>
+        <w:t>An example of a fixed boundary condition looks like this.</w:t>
+      </w:r>
+    </w:p>
+    <w:p>
+      <w:pPr>
+        <w:pStyle w:val="Code"/>
+      </w:pPr>
+      <w:r>
+        <w:t xml:space="preserve">&lt;fix </w:t>
       </w:r>
       <w:proofErr w:type="spellStart"/>
       <w:r>
+        <w:t>bc</w:t>
+      </w:r>
+      <w:proofErr w:type="spellEnd"/>
+      <w:r>
+        <w:t xml:space="preserve">="c1" </w:t>
+      </w:r>
+      <w:proofErr w:type="spellStart"/>
+      <w:r>
+        <w:t>node_set</w:t>
+      </w:r>
+      <w:proofErr w:type="spellEnd"/>
+      <w:r>
+        <w:t>="FixedSet1"/&gt;</w:t>
+      </w:r>
+    </w:p>
+    <w:p/>
+    <w:p>
+      <w:r>
+        <w:t>An example of a prescribed boundary condition looks like this.</w:t>
+      </w:r>
+    </w:p>
+    <w:p>
+      <w:pPr>
+        <w:pStyle w:val="Code"/>
+      </w:pPr>
+      <w:r>
+        <w:t xml:space="preserve">&lt;prescribe </w:t>
+      </w:r>
+      <w:proofErr w:type="spellStart"/>
+      <w:r>
+        <w:t>bc</w:t>
+      </w:r>
+      <w:proofErr w:type="spellEnd"/>
+      <w:r>
+        <w:t xml:space="preserve">="c1" </w:t>
+      </w:r>
+      <w:proofErr w:type="spellStart"/>
+      <w:r>
+        <w:t>node_set</w:t>
+      </w:r>
+      <w:proofErr w:type="spellEnd"/>
+      <w:r>
+        <w:t>="PrescribedSet1"&gt;</w:t>
+      </w:r>
+    </w:p>
+    <w:p>
+      <w:pPr>
+        <w:pStyle w:val="Code"/>
+      </w:pPr>
+      <w:r>
+        <w:tab/>
+        <w:t>&lt;scale lc="1"&gt;1.0&lt;/scale&gt;</w:t>
+      </w:r>
+    </w:p>
+    <w:p>
+      <w:pPr>
+        <w:pStyle w:val="Code"/>
+      </w:pPr>
+      <w:r>
+        <w:t>&lt;/prescribe&gt;</w:t>
+      </w:r>
+    </w:p>
+    <w:p/>
+    <w:p>
+      <w:r>
+        <w:t xml:space="preserve">The </w:t>
+      </w:r>
+      <w:proofErr w:type="spellStart"/>
+      <w:r>
         <w:rPr>
           <w:i/>
         </w:rPr>
-        <w:t>init</w:t>
+        <w:t>node_set</w:t>
       </w:r>
       <w:proofErr w:type="spellEnd"/>
       <w:r>
@@ -4208,7 +4387,39 @@
         <w:t xml:space="preserve"> </w:t>
       </w:r>
       <w:r>
-        <w:t>tag.</w:t>
+        <w:t xml:space="preserve">attributes references </w:t>
+      </w:r>
+      <w:proofErr w:type="spellStart"/>
+      <w:r>
+        <w:t>nodesets</w:t>
+      </w:r>
+      <w:proofErr w:type="spellEnd"/>
+      <w:r>
+        <w:t xml:space="preserve"> that need to be defined in the Geometry section of the input file. </w:t>
+      </w:r>
+    </w:p>
+    <w:p>
+      <w:pPr>
+        <w:pStyle w:val="Heading2"/>
+      </w:pPr>
+      <w:bookmarkStart w:id="13" w:name="_Toc522176521"/>
+      <w:r>
+        <w:t>Prescribing a concentration flux</w:t>
+      </w:r>
+      <w:bookmarkEnd w:id="13"/>
+    </w:p>
+    <w:p>
+      <w:r>
+        <w:t xml:space="preserve">A concentration flux can be prescribed via a surface load of type </w:t>
+      </w:r>
+      <w:r>
+        <w:rPr>
+          <w:i/>
+        </w:rPr>
+        <w:t xml:space="preserve">concentration flux </w:t>
+      </w:r>
+      <w:r>
+        <w:t xml:space="preserve">and is defined as follows. </w:t>
       </w:r>
     </w:p>
     <w:p>
@@ -4220,29 +4431,11 @@
       </w:r>
       <w:proofErr w:type="spellStart"/>
       <w:r>
-        <w:t>init</w:t>
+        <w:t>surface_load</w:t>
       </w:r>
       <w:proofErr w:type="spellEnd"/>
       <w:r>
-        <w:t xml:space="preserve"> </w:t>
-      </w:r>
-      <w:proofErr w:type="spellStart"/>
-      <w:proofErr w:type="gramStart"/>
-      <w:r>
-        <w:t>bc</w:t>
-      </w:r>
-      <w:proofErr w:type="spellEnd"/>
-      <w:proofErr w:type="gramEnd"/>
-      <w:r>
-        <w:t xml:space="preserve">="c1" </w:t>
-      </w:r>
-      <w:proofErr w:type="spellStart"/>
-      <w:r>
-        <w:t>node_set</w:t>
-      </w:r>
-      <w:proofErr w:type="spellEnd"/>
-      <w:r>
-        <w:t>="set1"&gt;</w:t>
+        <w:t xml:space="preserve"> type="concentration flux" surface="SurfaceLoad1"&gt;</w:t>
       </w:r>
     </w:p>
     <w:p>
@@ -4253,13 +4446,21 @@
         <w:tab/>
         <w:t>&lt;</w:t>
       </w:r>
-      <w:proofErr w:type="gramStart"/>
-      <w:r>
-        <w:t>value&gt;</w:t>
-      </w:r>
-      <w:proofErr w:type="gramEnd"/>
-      <w:r>
-        <w:t>1.0&lt;/value&gt;</w:t>
+      <w:proofErr w:type="spellStart"/>
+      <w:r>
+        <w:t>solute_id</w:t>
+      </w:r>
+      <w:proofErr w:type="spellEnd"/>
+      <w:r>
+        <w:t>&gt;1&lt;/</w:t>
+      </w:r>
+      <w:proofErr w:type="spellStart"/>
+      <w:r>
+        <w:t>solute_id</w:t>
+      </w:r>
+      <w:proofErr w:type="spellEnd"/>
+      <w:r>
+        <w:t>&gt;</w:t>
       </w:r>
     </w:p>
     <w:p>
@@ -4267,11 +4468,20 @@
         <w:pStyle w:val="Code"/>
       </w:pPr>
       <w:r>
+        <w:tab/>
+        <w:t>&lt;flux lc="1"&gt;-1.0&lt;/flux&gt;</w:t>
+      </w:r>
+    </w:p>
+    <w:p>
+      <w:pPr>
+        <w:pStyle w:val="Code"/>
+      </w:pPr>
+      <w:r>
         <w:t>&lt;/</w:t>
       </w:r>
       <w:proofErr w:type="spellStart"/>
       <w:r>
-        <w:t>init</w:t>
+        <w:t>surface_load</w:t>
       </w:r>
       <w:proofErr w:type="spellEnd"/>
       <w:r>
@@ -4280,22 +4490,26 @@
     </w:p>
     <w:p/>
     <w:p>
-      <w:pPr>
-        <w:jc w:val="both"/>
-      </w:pPr>
       <w:r>
         <w:t xml:space="preserve">The </w:t>
       </w:r>
+      <w:r>
+        <w:rPr>
+          <w:i/>
+        </w:rPr>
+        <w:t xml:space="preserve">surface </w:t>
+      </w:r>
+      <w:r>
+        <w:t xml:space="preserve">attribute references a surface that is defined in the Geometry section. The </w:t>
+      </w:r>
       <w:proofErr w:type="spellStart"/>
-      <w:proofErr w:type="gramStart"/>
       <w:r>
         <w:rPr>
           <w:i/>
         </w:rPr>
-        <w:t>bc</w:t>
+        <w:t>solute_id</w:t>
       </w:r>
       <w:proofErr w:type="spellEnd"/>
-      <w:proofErr w:type="gramEnd"/>
       <w:r>
         <w:rPr>
           <w:i/>
@@ -4303,347 +4517,27 @@
         <w:t xml:space="preserve"> </w:t>
       </w:r>
       <w:r>
-        <w:t xml:space="preserve">attribute references the particular species (or solute). In this case, </w:t>
-      </w:r>
-      <w:r>
-        <w:rPr>
-          <w:i/>
-        </w:rPr>
-        <w:t xml:space="preserve">c1 </w:t>
-      </w:r>
-      <w:r>
-        <w:t xml:space="preserve">references the solute with ID equal to 1. The </w:t>
+        <w:t xml:space="preserve">references the ID of the corresponding solute as defined in the </w:t>
       </w:r>
       <w:proofErr w:type="spellStart"/>
       <w:r>
-        <w:rPr>
-          <w:i/>
-        </w:rPr>
-        <w:t>node_set</w:t>
+        <w:t>Globals</w:t>
       </w:r>
       <w:proofErr w:type="spellEnd"/>
       <w:r>
-        <w:rPr>
-          <w:i/>
-        </w:rPr>
-        <w:t xml:space="preserve"> </w:t>
-      </w:r>
-      <w:r>
-        <w:t xml:space="preserve">references a node set that needs to be defined in the Geometry section of the input file. </w:t>
+        <w:t xml:space="preserve"> section of the input file. </w:t>
       </w:r>
     </w:p>
     <w:p>
       <w:pPr>
         <w:pStyle w:val="Heading2"/>
       </w:pPr>
-      <w:bookmarkStart w:id="13" w:name="_Toc522176520"/>
-      <w:r>
-        <w:t>Boundary Conditions</w:t>
-      </w:r>
-      <w:bookmarkEnd w:id="13"/>
-    </w:p>
-    <w:p>
-      <w:r>
-        <w:t xml:space="preserve">The syntax for defining fixed or prescribed </w:t>
-      </w:r>
-      <w:r>
-        <w:t xml:space="preserve">is identical for any FEBio model. Use </w:t>
-      </w:r>
-      <w:r>
-        <w:rPr>
-          <w:i/>
-        </w:rPr>
-        <w:t>c[n]</w:t>
-      </w:r>
-      <w:r>
-        <w:t xml:space="preserve"> to reference a particular species (or solute, again no solid-bound species). Thus, for example, </w:t>
-      </w:r>
-      <w:r>
-        <w:rPr>
-          <w:i/>
-        </w:rPr>
-        <w:t xml:space="preserve">c1 </w:t>
-      </w:r>
-      <w:r>
-        <w:t xml:space="preserve">references to solute with ID one, </w:t>
-      </w:r>
-      <w:r>
-        <w:rPr>
-          <w:i/>
-        </w:rPr>
-        <w:t xml:space="preserve">c2 </w:t>
-      </w:r>
-      <w:r>
-        <w:t xml:space="preserve">to solute with ID 2, and so forth. </w:t>
-      </w:r>
-    </w:p>
-    <w:p>
-      <w:r>
-        <w:t>An example of a fixed boundary condition looks like this.</w:t>
-      </w:r>
-    </w:p>
-    <w:p>
-      <w:pPr>
-        <w:pStyle w:val="Code"/>
-      </w:pPr>
-      <w:r>
-        <w:t xml:space="preserve">&lt;fix </w:t>
-      </w:r>
-      <w:proofErr w:type="spellStart"/>
-      <w:proofErr w:type="gramStart"/>
-      <w:r>
-        <w:t>bc</w:t>
-      </w:r>
-      <w:proofErr w:type="spellEnd"/>
-      <w:proofErr w:type="gramEnd"/>
-      <w:r>
-        <w:t xml:space="preserve">="c1" </w:t>
-      </w:r>
-      <w:proofErr w:type="spellStart"/>
-      <w:r>
-        <w:t>node_set</w:t>
-      </w:r>
-      <w:proofErr w:type="spellEnd"/>
-      <w:r>
-        <w:t>="FixedSet1"/&gt;</w:t>
-      </w:r>
-    </w:p>
-    <w:p/>
-    <w:p>
-      <w:r>
-        <w:t>An example of a prescribed boundary condition looks like this.</w:t>
-      </w:r>
-    </w:p>
-    <w:p>
-      <w:pPr>
-        <w:pStyle w:val="Code"/>
-      </w:pPr>
-      <w:r>
-        <w:t xml:space="preserve">&lt;prescribe </w:t>
-      </w:r>
-      <w:proofErr w:type="spellStart"/>
-      <w:proofErr w:type="gramStart"/>
-      <w:r>
-        <w:t>bc</w:t>
-      </w:r>
-      <w:proofErr w:type="spellEnd"/>
-      <w:proofErr w:type="gramEnd"/>
-      <w:r>
-        <w:t xml:space="preserve">="c1" </w:t>
-      </w:r>
-      <w:proofErr w:type="spellStart"/>
-      <w:r>
-        <w:t>node_set</w:t>
-      </w:r>
-      <w:proofErr w:type="spellEnd"/>
-      <w:r>
-        <w:t>="PrescribedSet1"&gt;</w:t>
-      </w:r>
-    </w:p>
-    <w:p>
-      <w:pPr>
-        <w:pStyle w:val="Code"/>
-      </w:pPr>
-      <w:r>
-        <w:tab/>
-        <w:t xml:space="preserve">&lt;scale </w:t>
-      </w:r>
-      <w:proofErr w:type="spellStart"/>
-      <w:r>
-        <w:t>lc</w:t>
-      </w:r>
-      <w:proofErr w:type="spellEnd"/>
-      <w:r>
-        <w:t>="1"&gt;1.0&lt;/scale&gt;</w:t>
-      </w:r>
-    </w:p>
-    <w:p>
-      <w:pPr>
-        <w:pStyle w:val="Code"/>
-      </w:pPr>
-      <w:r>
-        <w:t>&lt;/prescribe&gt;</w:t>
-      </w:r>
-    </w:p>
-    <w:p/>
-    <w:p>
-      <w:r>
-        <w:t xml:space="preserve">The </w:t>
-      </w:r>
-      <w:proofErr w:type="spellStart"/>
-      <w:r>
-        <w:rPr>
-          <w:i/>
-        </w:rPr>
-        <w:t>node_set</w:t>
-      </w:r>
-      <w:proofErr w:type="spellEnd"/>
-      <w:r>
-        <w:rPr>
-          <w:i/>
-        </w:rPr>
-        <w:t xml:space="preserve"> </w:t>
-      </w:r>
-      <w:r>
-        <w:t xml:space="preserve">attributes references </w:t>
-      </w:r>
-      <w:proofErr w:type="spellStart"/>
-      <w:r>
-        <w:t>nodesets</w:t>
-      </w:r>
-      <w:proofErr w:type="spellEnd"/>
-      <w:r>
-        <w:t xml:space="preserve"> that need to be defined in the Geometry section of the input file. </w:t>
-      </w:r>
-    </w:p>
-    <w:p>
-      <w:pPr>
-        <w:pStyle w:val="Heading2"/>
-      </w:pPr>
-      <w:bookmarkStart w:id="14" w:name="_Toc522176521"/>
-      <w:r>
-        <w:t>Prescribing a concentration flux</w:t>
-      </w:r>
-      <w:bookmarkEnd w:id="14"/>
-    </w:p>
-    <w:p>
-      <w:r>
-        <w:t xml:space="preserve">A concentration flux can be prescribed via a surface load of type </w:t>
-      </w:r>
-      <w:r>
-        <w:rPr>
-          <w:i/>
-        </w:rPr>
-        <w:t xml:space="preserve">concentration flux </w:t>
-      </w:r>
-      <w:r>
-        <w:t xml:space="preserve">and is defined as follows. </w:t>
-      </w:r>
-    </w:p>
-    <w:p>
-      <w:pPr>
-        <w:pStyle w:val="Code"/>
-      </w:pPr>
-      <w:r>
-        <w:t>&lt;</w:t>
-      </w:r>
-      <w:proofErr w:type="spellStart"/>
-      <w:r>
-        <w:t>surface_load</w:t>
-      </w:r>
-      <w:proofErr w:type="spellEnd"/>
-      <w:r>
-        <w:t xml:space="preserve"> type="concentration flux" surface="SurfaceLoad1"&gt;</w:t>
-      </w:r>
-    </w:p>
-    <w:p>
-      <w:pPr>
-        <w:pStyle w:val="Code"/>
-      </w:pPr>
-      <w:r>
-        <w:tab/>
-        <w:t>&lt;</w:t>
-      </w:r>
-      <w:proofErr w:type="spellStart"/>
-      <w:r>
-        <w:t>solute_id</w:t>
-      </w:r>
-      <w:proofErr w:type="spellEnd"/>
-      <w:r>
-        <w:t>&gt;1&lt;/</w:t>
-      </w:r>
-      <w:proofErr w:type="spellStart"/>
-      <w:r>
-        <w:t>solute_id</w:t>
-      </w:r>
-      <w:proofErr w:type="spellEnd"/>
-      <w:r>
-        <w:t>&gt;</w:t>
-      </w:r>
-    </w:p>
-    <w:p>
-      <w:pPr>
-        <w:pStyle w:val="Code"/>
-      </w:pPr>
-      <w:r>
-        <w:tab/>
-        <w:t xml:space="preserve">&lt;flux </w:t>
-      </w:r>
-      <w:proofErr w:type="spellStart"/>
-      <w:r>
-        <w:t>lc</w:t>
-      </w:r>
-      <w:proofErr w:type="spellEnd"/>
-      <w:r>
-        <w:t>="1"&gt;-1.0&lt;/flux&gt;</w:t>
-      </w:r>
-    </w:p>
-    <w:p>
-      <w:pPr>
-        <w:pStyle w:val="Code"/>
-      </w:pPr>
-      <w:r>
-        <w:t>&lt;/</w:t>
-      </w:r>
-      <w:proofErr w:type="spellStart"/>
-      <w:r>
-        <w:t>surface_load</w:t>
-      </w:r>
-      <w:proofErr w:type="spellEnd"/>
-      <w:r>
-        <w:t>&gt;</w:t>
-      </w:r>
-    </w:p>
-    <w:p/>
-    <w:p>
-      <w:r>
-        <w:t xml:space="preserve">The </w:t>
-      </w:r>
-      <w:r>
-        <w:rPr>
-          <w:i/>
-        </w:rPr>
-        <w:t xml:space="preserve">surface </w:t>
-      </w:r>
-      <w:r>
-        <w:t xml:space="preserve">attribute references a surface that is defined in the Geometry section. The </w:t>
-      </w:r>
-      <w:proofErr w:type="spellStart"/>
-      <w:r>
-        <w:rPr>
-          <w:i/>
-        </w:rPr>
-        <w:t>solute_id</w:t>
-      </w:r>
-      <w:proofErr w:type="spellEnd"/>
-      <w:r>
-        <w:rPr>
-          <w:i/>
-        </w:rPr>
-        <w:t xml:space="preserve"> </w:t>
-      </w:r>
-      <w:r>
-        <w:t xml:space="preserve">references the ID of the corresponding solute as defined in the </w:t>
-      </w:r>
-      <w:proofErr w:type="spellStart"/>
-      <w:r>
-        <w:t>Globals</w:t>
-      </w:r>
-      <w:proofErr w:type="spellEnd"/>
-      <w:r>
-        <w:t xml:space="preserve"> section of the input file. </w:t>
-      </w:r>
-    </w:p>
-    <w:p>
-      <w:pPr>
-        <w:pStyle w:val="Heading2"/>
-      </w:pPr>
-      <w:bookmarkStart w:id="15" w:name="_Toc522176522"/>
+      <w:bookmarkStart w:id="14" w:name="_Toc522176522"/>
       <w:r>
         <w:lastRenderedPageBreak/>
         <w:t>Plot Variables</w:t>
       </w:r>
-      <w:bookmarkEnd w:id="15"/>
+      <w:bookmarkEnd w:id="14"/>
     </w:p>
     <w:p>
       <w:r>
@@ -4893,29 +4787,145 @@
         <w:pStyle w:val="Code"/>
       </w:pPr>
       <w:r>
+        <w:t>&lt;var type="concentration['c1']"/&gt;</w:t>
+      </w:r>
+    </w:p>
+    <w:p/>
+    <w:p>
+      <w:r>
+        <w:t>As with any other plot variable definition in FEBio, you can define an alias.</w:t>
+      </w:r>
+    </w:p>
+    <w:p>
+      <w:pPr>
+        <w:pStyle w:val="Code"/>
+      </w:pPr>
+      <w:r>
+        <w:t>&lt;var type="concentration['c1</w:t>
+      </w:r>
+      <w:proofErr w:type="gramStart"/>
+      <w:r>
+        <w:t>']=</w:t>
+      </w:r>
+      <w:proofErr w:type="gramEnd"/>
+      <w:r>
+        <w:t>c1/&gt;</w:t>
+      </w:r>
+    </w:p>
+    <w:p/>
+    <w:p>
+      <w:r>
+        <w:t xml:space="preserve">The alias is the name of the data field that will be stored in the plot file, and thus will show in PostView. </w:t>
+      </w:r>
+    </w:p>
+    <w:p>
+      <w:pPr>
+        <w:pStyle w:val="Heading2"/>
+      </w:pPr>
+      <w:bookmarkStart w:id="15" w:name="_Ref522176262"/>
+      <w:bookmarkStart w:id="16" w:name="_Toc522176523"/>
+      <w:r>
+        <w:t>Initial velocity</w:t>
+      </w:r>
+      <w:bookmarkEnd w:id="15"/>
+      <w:bookmarkEnd w:id="16"/>
+    </w:p>
+    <w:p>
+      <w:r>
+        <w:t xml:space="preserve">For reaction-diffusion-convection problems, the fluid velocity needs to be initialized. This is done in the </w:t>
+      </w:r>
+      <w:r>
+        <w:rPr>
+          <w:i/>
+        </w:rPr>
+        <w:t xml:space="preserve">Initial </w:t>
+      </w:r>
+      <w:r>
+        <w:t xml:space="preserve">section of the FEBio input file. </w:t>
+      </w:r>
+    </w:p>
+    <w:p>
+      <w:r>
+        <w:t xml:space="preserve">The following example sets the x-component of the velocity vector to 1.0. </w:t>
+      </w:r>
+    </w:p>
+    <w:p>
+      <w:pPr>
+        <w:pStyle w:val="Code"/>
+      </w:pPr>
+      <w:r>
         <w:t>&lt;</w:t>
       </w:r>
       <w:proofErr w:type="spellStart"/>
       <w:r>
-        <w:t>var</w:t>
+        <w:t>init</w:t>
       </w:r>
       <w:proofErr w:type="spellEnd"/>
       <w:r>
-        <w:t xml:space="preserve"> type="</w:t>
-      </w:r>
-      <w:proofErr w:type="gramStart"/>
-      <w:r>
-        <w:t>concentration[</w:t>
-      </w:r>
-      <w:proofErr w:type="gramEnd"/>
-      <w:r>
-        <w:t>'c1']"/&gt;</w:t>
+        <w:t xml:space="preserve"> </w:t>
+      </w:r>
+      <w:proofErr w:type="spellStart"/>
+      <w:r>
+        <w:t>bc</w:t>
+      </w:r>
+      <w:proofErr w:type="spellEnd"/>
+      <w:r>
+        <w:t>="</w:t>
+      </w:r>
+      <w:proofErr w:type="spellStart"/>
+      <w:r>
+        <w:t>vx</w:t>
+      </w:r>
+      <w:proofErr w:type="spellEnd"/>
+      <w:r>
+        <w:t xml:space="preserve">" </w:t>
+      </w:r>
+      <w:proofErr w:type="spellStart"/>
+      <w:r>
+        <w:t>node_set</w:t>
+      </w:r>
+      <w:proofErr w:type="spellEnd"/>
+      <w:r>
+        <w:t>="</w:t>
+      </w:r>
+      <w:proofErr w:type="spellStart"/>
+      <w:r>
+        <w:t>SomeNodeSet</w:t>
+      </w:r>
+      <w:proofErr w:type="spellEnd"/>
+      <w:r>
+        <w:t>"&gt;</w:t>
+      </w:r>
+    </w:p>
+    <w:p>
+      <w:pPr>
+        <w:pStyle w:val="Code"/>
+      </w:pPr>
+      <w:r>
+        <w:tab/>
+        <w:t>&lt;value&gt;1.0&lt;/value&gt;</w:t>
+      </w:r>
+    </w:p>
+    <w:p>
+      <w:pPr>
+        <w:pStyle w:val="Code"/>
+      </w:pPr>
+      <w:r>
+        <w:t>&lt;/</w:t>
+      </w:r>
+      <w:proofErr w:type="spellStart"/>
+      <w:r>
+        <w:t>init</w:t>
+      </w:r>
+      <w:proofErr w:type="spellEnd"/>
+      <w:r>
+        <w:t>&gt;</w:t>
       </w:r>
     </w:p>
     <w:p/>
     <w:p>
       <w:r>
-        <w:t>As with any other plot variable definition in FEBio, you can define an alias.</w:t>
+        <w:t>You can also define a heterogeneous field. For instance,</w:t>
       </w:r>
     </w:p>
     <w:p>
@@ -4927,169 +4937,17 @@
       </w:r>
       <w:proofErr w:type="spellStart"/>
       <w:r>
-        <w:t>var</w:t>
+        <w:t>init</w:t>
       </w:r>
       <w:proofErr w:type="spellEnd"/>
       <w:r>
-        <w:t xml:space="preserve"> type="</w:t>
-      </w:r>
-      <w:proofErr w:type="gramStart"/>
-      <w:r>
-        <w:t>concentration[</w:t>
-      </w:r>
-      <w:proofErr w:type="gramEnd"/>
-      <w:r>
-        <w:t>'c1']=c1/&gt;</w:t>
-      </w:r>
-    </w:p>
-    <w:p/>
-    <w:p>
-      <w:r>
-        <w:t xml:space="preserve">The alias is the name of the data field that will be stored in the plot file, and thus will show in PostView. </w:t>
-      </w:r>
-    </w:p>
-    <w:p>
-      <w:pPr>
-        <w:pStyle w:val="Heading2"/>
-      </w:pPr>
-      <w:bookmarkStart w:id="16" w:name="_Ref522176262"/>
-      <w:bookmarkStart w:id="17" w:name="_Toc522176523"/>
-      <w:r>
-        <w:t>Initial velocity</w:t>
-      </w:r>
-      <w:bookmarkEnd w:id="16"/>
-      <w:bookmarkEnd w:id="17"/>
-    </w:p>
-    <w:p>
-      <w:r>
-        <w:t xml:space="preserve">For reaction-diffusion-convection problems, the fluid velocity needs to be initialized. This is done in the </w:t>
-      </w:r>
-      <w:r>
-        <w:rPr>
-          <w:i/>
-        </w:rPr>
-        <w:t xml:space="preserve">Initial </w:t>
-      </w:r>
-      <w:r>
-        <w:t xml:space="preserve">section of the FEBio input file. </w:t>
-      </w:r>
-    </w:p>
-    <w:p>
-      <w:r>
-        <w:t xml:space="preserve">The following example sets the x-component of the velocity vector to 1.0. </w:t>
-      </w:r>
-    </w:p>
-    <w:p>
-      <w:pPr>
-        <w:pStyle w:val="Code"/>
-      </w:pPr>
-      <w:r>
-        <w:t>&lt;</w:t>
+        <w:t xml:space="preserve"> </w:t>
       </w:r>
       <w:proofErr w:type="spellStart"/>
       <w:r>
-        <w:t>init</w:t>
+        <w:t>bc</w:t>
       </w:r>
       <w:proofErr w:type="spellEnd"/>
-      <w:r>
-        <w:t xml:space="preserve"> </w:t>
-      </w:r>
-      <w:proofErr w:type="spellStart"/>
-      <w:proofErr w:type="gramStart"/>
-      <w:r>
-        <w:t>bc</w:t>
-      </w:r>
-      <w:proofErr w:type="spellEnd"/>
-      <w:proofErr w:type="gramEnd"/>
-      <w:r>
-        <w:t>="</w:t>
-      </w:r>
-      <w:proofErr w:type="spellStart"/>
-      <w:r>
-        <w:t>vx</w:t>
-      </w:r>
-      <w:proofErr w:type="spellEnd"/>
-      <w:r>
-        <w:t xml:space="preserve">" </w:t>
-      </w:r>
-      <w:proofErr w:type="spellStart"/>
-      <w:r>
-        <w:t>node_set</w:t>
-      </w:r>
-      <w:proofErr w:type="spellEnd"/>
-      <w:r>
-        <w:t>="</w:t>
-      </w:r>
-      <w:proofErr w:type="spellStart"/>
-      <w:r>
-        <w:t>SomeNodeSet</w:t>
-      </w:r>
-      <w:proofErr w:type="spellEnd"/>
-      <w:r>
-        <w:t>"&gt;</w:t>
-      </w:r>
-    </w:p>
-    <w:p>
-      <w:pPr>
-        <w:pStyle w:val="Code"/>
-      </w:pPr>
-      <w:r>
-        <w:tab/>
-        <w:t>&lt;</w:t>
-      </w:r>
-      <w:proofErr w:type="gramStart"/>
-      <w:r>
-        <w:t>value&gt;</w:t>
-      </w:r>
-      <w:proofErr w:type="gramEnd"/>
-      <w:r>
-        <w:t>1.0&lt;/value&gt;</w:t>
-      </w:r>
-    </w:p>
-    <w:p>
-      <w:pPr>
-        <w:pStyle w:val="Code"/>
-      </w:pPr>
-      <w:r>
-        <w:t>&lt;/</w:t>
-      </w:r>
-      <w:proofErr w:type="spellStart"/>
-      <w:r>
-        <w:t>init</w:t>
-      </w:r>
-      <w:proofErr w:type="spellEnd"/>
-      <w:r>
-        <w:t>&gt;</w:t>
-      </w:r>
-    </w:p>
-    <w:p/>
-    <w:p>
-      <w:r>
-        <w:t>You can also define a heterogeneous field. For instance,</w:t>
-      </w:r>
-    </w:p>
-    <w:p>
-      <w:pPr>
-        <w:pStyle w:val="Code"/>
-      </w:pPr>
-      <w:r>
-        <w:t>&lt;</w:t>
-      </w:r>
-      <w:proofErr w:type="spellStart"/>
-      <w:r>
-        <w:t>init</w:t>
-      </w:r>
-      <w:proofErr w:type="spellEnd"/>
-      <w:r>
-        <w:t xml:space="preserve"> </w:t>
-      </w:r>
-      <w:proofErr w:type="spellStart"/>
-      <w:proofErr w:type="gramStart"/>
-      <w:r>
-        <w:t>bc</w:t>
-      </w:r>
-      <w:proofErr w:type="spellEnd"/>
-      <w:proofErr w:type="gramEnd"/>
       <w:r>
         <w:t>="</w:t>
       </w:r>
@@ -5212,7 +5070,7 @@
 </file>
 
 <file path=word/endnotes.xml><?xml version="1.0" encoding="utf-8"?>
-<w:endnotes xmlns:wpc="http://schemas.microsoft.com/office/word/2010/wordprocessingCanvas" xmlns:mc="http://schemas.openxmlformats.org/markup-compatibility/2006" xmlns:o="urn:schemas-microsoft-com:office:office" xmlns:r="http://schemas.openxmlformats.org/officeDocument/2006/relationships" xmlns:m="http://schemas.openxmlformats.org/officeDocument/2006/math" xmlns:v="urn:schemas-microsoft-com:vml" xmlns:wp14="http://schemas.microsoft.com/office/word/2010/wordprocessingDrawing" xmlns:wp="http://schemas.openxmlformats.org/drawingml/2006/wordprocessingDrawing" xmlns:w10="urn:schemas-microsoft-com:office:word" xmlns:w="http://schemas.openxmlformats.org/wordprocessingml/2006/main" xmlns:w14="http://schemas.microsoft.com/office/word/2010/wordml" xmlns:w15="http://schemas.microsoft.com/office/word/2012/wordml" xmlns:wpg="http://schemas.microsoft.com/office/word/2010/wordprocessingGroup" xmlns:wpi="http://schemas.microsoft.com/office/word/2010/wordprocessingInk" xmlns:wne="http://schemas.microsoft.com/office/word/2006/wordml" xmlns:wps="http://schemas.microsoft.com/office/word/2010/wordprocessingShape" mc:Ignorable="w14 w15 wp14">
+<w:endnotes xmlns:wpc="http://schemas.microsoft.com/office/word/2010/wordprocessingCanvas" xmlns:cx="http://schemas.microsoft.com/office/drawing/2014/chartex" xmlns:cx1="http://schemas.microsoft.com/office/drawing/2015/9/8/chartex" xmlns:cx2="http://schemas.microsoft.com/office/drawing/2015/10/21/chartex" xmlns:cx3="http://schemas.microsoft.com/office/drawing/2016/5/9/chartex" xmlns:cx4="http://schemas.microsoft.com/office/drawing/2016/5/10/chartex" xmlns:cx5="http://schemas.microsoft.com/office/drawing/2016/5/11/chartex" xmlns:cx6="http://schemas.microsoft.com/office/drawing/2016/5/12/chartex" xmlns:cx7="http://schemas.microsoft.com/office/drawing/2016/5/13/chartex" xmlns:cx8="http://schemas.microsoft.com/office/drawing/2016/5/14/chartex" xmlns:mc="http://schemas.openxmlformats.org/markup-compatibility/2006" xmlns:aink="http://schemas.microsoft.com/office/drawing/2016/ink" xmlns:am3d="http://schemas.microsoft.com/office/drawing/2017/model3d" xmlns:o="urn:schemas-microsoft-com:office:office" xmlns:oel="http://schemas.microsoft.com/office/2019/extlst" xmlns:r="http://schemas.openxmlformats.org/officeDocument/2006/relationships" xmlns:m="http://schemas.openxmlformats.org/officeDocument/2006/math" xmlns:v="urn:schemas-microsoft-com:vml" xmlns:wp14="http://schemas.microsoft.com/office/word/2010/wordprocessingDrawing" xmlns:wp="http://schemas.openxmlformats.org/drawingml/2006/wordprocessingDrawing" xmlns:w10="urn:schemas-microsoft-com:office:word" xmlns:w="http://schemas.openxmlformats.org/wordprocessingml/2006/main" xmlns:w14="http://schemas.microsoft.com/office/word/2010/wordml" xmlns:w15="http://schemas.microsoft.com/office/word/2012/wordml" xmlns:w16cex="http://schemas.microsoft.com/office/word/2018/wordml/cex" xmlns:w16cid="http://schemas.microsoft.com/office/word/2016/wordml/cid" xmlns:w16="http://schemas.microsoft.com/office/word/2018/wordml" xmlns:w16du="http://schemas.microsoft.com/office/word/2023/wordml/word16du" xmlns:w16sdtdh="http://schemas.microsoft.com/office/word/2020/wordml/sdtdatahash" xmlns:w16sdtfl="http://schemas.microsoft.com/office/word/2024/wordml/sdtformatlock" xmlns:w16se="http://schemas.microsoft.com/office/word/2015/wordml/symex" xmlns:wpg="http://schemas.microsoft.com/office/word/2010/wordprocessingGroup" xmlns:wpi="http://schemas.microsoft.com/office/word/2010/wordprocessingInk" xmlns:wne="http://schemas.microsoft.com/office/word/2006/wordml" xmlns:wps="http://schemas.microsoft.com/office/word/2010/wordprocessingShape" mc:Ignorable="w14 w15 w16se w16cid w16 w16cex w16sdtdh w16sdtfl w16du wp14">
   <w:endnote w:type="separator" w:id="-1">
     <w:p>
       <w:pPr>
@@ -5237,7 +5095,7 @@
 </file>
 
 <file path=word/footnotes.xml><?xml version="1.0" encoding="utf-8"?>
-<w:footnotes xmlns:wpc="http://schemas.microsoft.com/office/word/2010/wordprocessingCanvas" xmlns:mc="http://schemas.openxmlformats.org/markup-compatibility/2006" xmlns:o="urn:schemas-microsoft-com:office:office" xmlns:r="http://schemas.openxmlformats.org/officeDocument/2006/relationships" xmlns:m="http://schemas.openxmlformats.org/officeDocument/2006/math" xmlns:v="urn:schemas-microsoft-com:vml" xmlns:wp14="http://schemas.microsoft.com/office/word/2010/wordprocessingDrawing" xmlns:wp="http://schemas.openxmlformats.org/drawingml/2006/wordprocessingDrawing" xmlns:w10="urn:schemas-microsoft-com:office:word" xmlns:w="http://schemas.openxmlformats.org/wordprocessingml/2006/main" xmlns:w14="http://schemas.microsoft.com/office/word/2010/wordml" xmlns:w15="http://schemas.microsoft.com/office/word/2012/wordml" xmlns:wpg="http://schemas.microsoft.com/office/word/2010/wordprocessingGroup" xmlns:wpi="http://schemas.microsoft.com/office/word/2010/wordprocessingInk" xmlns:wne="http://schemas.microsoft.com/office/word/2006/wordml" xmlns:wps="http://schemas.microsoft.com/office/word/2010/wordprocessingShape" mc:Ignorable="w14 w15 wp14">
+<w:footnotes xmlns:wpc="http://schemas.microsoft.com/office/word/2010/wordprocessingCanvas" xmlns:cx="http://schemas.microsoft.com/office/drawing/2014/chartex" xmlns:cx1="http://schemas.microsoft.com/office/drawing/2015/9/8/chartex" xmlns:cx2="http://schemas.microsoft.com/office/drawing/2015/10/21/chartex" xmlns:cx3="http://schemas.microsoft.com/office/drawing/2016/5/9/chartex" xmlns:cx4="http://schemas.microsoft.com/office/drawing/2016/5/10/chartex" xmlns:cx5="http://schemas.microsoft.com/office/drawing/2016/5/11/chartex" xmlns:cx6="http://schemas.microsoft.com/office/drawing/2016/5/12/chartex" xmlns:cx7="http://schemas.microsoft.com/office/drawing/2016/5/13/chartex" xmlns:cx8="http://schemas.microsoft.com/office/drawing/2016/5/14/chartex" xmlns:mc="http://schemas.openxmlformats.org/markup-compatibility/2006" xmlns:aink="http://schemas.microsoft.com/office/drawing/2016/ink" xmlns:am3d="http://schemas.microsoft.com/office/drawing/2017/model3d" xmlns:o="urn:schemas-microsoft-com:office:office" xmlns:oel="http://schemas.microsoft.com/office/2019/extlst" xmlns:r="http://schemas.openxmlformats.org/officeDocument/2006/relationships" xmlns:m="http://schemas.openxmlformats.org/officeDocument/2006/math" xmlns:v="urn:schemas-microsoft-com:vml" xmlns:wp14="http://schemas.microsoft.com/office/word/2010/wordprocessingDrawing" xmlns:wp="http://schemas.openxmlformats.org/drawingml/2006/wordprocessingDrawing" xmlns:w10="urn:schemas-microsoft-com:office:word" xmlns:w="http://schemas.openxmlformats.org/wordprocessingml/2006/main" xmlns:w14="http://schemas.microsoft.com/office/word/2010/wordml" xmlns:w15="http://schemas.microsoft.com/office/word/2012/wordml" xmlns:w16cex="http://schemas.microsoft.com/office/word/2018/wordml/cex" xmlns:w16cid="http://schemas.microsoft.com/office/word/2016/wordml/cid" xmlns:w16="http://schemas.microsoft.com/office/word/2018/wordml" xmlns:w16du="http://schemas.microsoft.com/office/word/2023/wordml/word16du" xmlns:w16sdtdh="http://schemas.microsoft.com/office/word/2020/wordml/sdtdatahash" xmlns:w16sdtfl="http://schemas.microsoft.com/office/word/2024/wordml/sdtformatlock" xmlns:w16se="http://schemas.microsoft.com/office/word/2015/wordml/symex" xmlns:wpg="http://schemas.microsoft.com/office/word/2010/wordprocessingGroup" xmlns:wpi="http://schemas.microsoft.com/office/word/2010/wordprocessingInk" xmlns:wne="http://schemas.microsoft.com/office/word/2006/wordml" xmlns:wps="http://schemas.microsoft.com/office/word/2010/wordprocessingShape" mc:Ignorable="w14 w15 w16se w16cid w16 w16cex w16sdtdh w16sdtfl w16du wp14">
   <w:footnote w:type="separator" w:id="-1">
     <w:p>
       <w:pPr>
@@ -5262,7 +5120,7 @@
 </file>
 
 <file path=word/header1.xml><?xml version="1.0" encoding="utf-8"?>
-<w:hdr xmlns:wpc="http://schemas.microsoft.com/office/word/2010/wordprocessingCanvas" xmlns:mc="http://schemas.openxmlformats.org/markup-compatibility/2006" xmlns:o="urn:schemas-microsoft-com:office:office" xmlns:r="http://schemas.openxmlformats.org/officeDocument/2006/relationships" xmlns:m="http://schemas.openxmlformats.org/officeDocument/2006/math" xmlns:v="urn:schemas-microsoft-com:vml" xmlns:wp14="http://schemas.microsoft.com/office/word/2010/wordprocessingDrawing" xmlns:wp="http://schemas.openxmlformats.org/drawingml/2006/wordprocessingDrawing" xmlns:w10="urn:schemas-microsoft-com:office:word" xmlns:w="http://schemas.openxmlformats.org/wordprocessingml/2006/main" xmlns:w14="http://schemas.microsoft.com/office/word/2010/wordml" xmlns:w15="http://schemas.microsoft.com/office/word/2012/wordml" xmlns:wpg="http://schemas.microsoft.com/office/word/2010/wordprocessingGroup" xmlns:wpi="http://schemas.microsoft.com/office/word/2010/wordprocessingInk" xmlns:wne="http://schemas.microsoft.com/office/word/2006/wordml" xmlns:wps="http://schemas.microsoft.com/office/word/2010/wordprocessingShape" mc:Ignorable="w14 w15 wp14">
+<w:hdr xmlns:wpc="http://schemas.microsoft.com/office/word/2010/wordprocessingCanvas" xmlns:cx="http://schemas.microsoft.com/office/drawing/2014/chartex" xmlns:cx1="http://schemas.microsoft.com/office/drawing/2015/9/8/chartex" xmlns:cx2="http://schemas.microsoft.com/office/drawing/2015/10/21/chartex" xmlns:cx3="http://schemas.microsoft.com/office/drawing/2016/5/9/chartex" xmlns:cx4="http://schemas.microsoft.com/office/drawing/2016/5/10/chartex" xmlns:cx5="http://schemas.microsoft.com/office/drawing/2016/5/11/chartex" xmlns:cx6="http://schemas.microsoft.com/office/drawing/2016/5/12/chartex" xmlns:cx7="http://schemas.microsoft.com/office/drawing/2016/5/13/chartex" xmlns:cx8="http://schemas.microsoft.com/office/drawing/2016/5/14/chartex" xmlns:mc="http://schemas.openxmlformats.org/markup-compatibility/2006" xmlns:aink="http://schemas.microsoft.com/office/drawing/2016/ink" xmlns:am3d="http://schemas.microsoft.com/office/drawing/2017/model3d" xmlns:o="urn:schemas-microsoft-com:office:office" xmlns:oel="http://schemas.microsoft.com/office/2019/extlst" xmlns:r="http://schemas.openxmlformats.org/officeDocument/2006/relationships" xmlns:m="http://schemas.openxmlformats.org/officeDocument/2006/math" xmlns:v="urn:schemas-microsoft-com:vml" xmlns:wp14="http://schemas.microsoft.com/office/word/2010/wordprocessingDrawing" xmlns:wp="http://schemas.openxmlformats.org/drawingml/2006/wordprocessingDrawing" xmlns:w10="urn:schemas-microsoft-com:office:word" xmlns:w="http://schemas.openxmlformats.org/wordprocessingml/2006/main" xmlns:w14="http://schemas.microsoft.com/office/word/2010/wordml" xmlns:w15="http://schemas.microsoft.com/office/word/2012/wordml" xmlns:w16cex="http://schemas.microsoft.com/office/word/2018/wordml/cex" xmlns:w16cid="http://schemas.microsoft.com/office/word/2016/wordml/cid" xmlns:w16="http://schemas.microsoft.com/office/word/2018/wordml" xmlns:w16du="http://schemas.microsoft.com/office/word/2023/wordml/word16du" xmlns:w16sdtdh="http://schemas.microsoft.com/office/word/2020/wordml/sdtdatahash" xmlns:w16sdtfl="http://schemas.microsoft.com/office/word/2024/wordml/sdtformatlock" xmlns:w16se="http://schemas.microsoft.com/office/word/2015/wordml/symex" xmlns:wpg="http://schemas.microsoft.com/office/word/2010/wordprocessingGroup" xmlns:wpi="http://schemas.microsoft.com/office/word/2010/wordprocessingInk" xmlns:wne="http://schemas.microsoft.com/office/word/2006/wordml" xmlns:wps="http://schemas.microsoft.com/office/word/2010/wordprocessingShape" mc:Ignorable="w14 w15 w16se w16cid w16 w16cex w16sdtdh w16sdtfl w16du wp14">
   <w:sdt>
     <w:sdtPr>
       <w:id w:val="787628920"/>
@@ -5322,7 +5180,7 @@
 </file>
 
 <file path=word/numbering.xml><?xml version="1.0" encoding="utf-8"?>
-<w:numbering xmlns:wpc="http://schemas.microsoft.com/office/word/2010/wordprocessingCanvas" xmlns:mc="http://schemas.openxmlformats.org/markup-compatibility/2006" xmlns:o="urn:schemas-microsoft-com:office:office" xmlns:r="http://schemas.openxmlformats.org/officeDocument/2006/relationships" xmlns:m="http://schemas.openxmlformats.org/officeDocument/2006/math" xmlns:v="urn:schemas-microsoft-com:vml" xmlns:wp14="http://schemas.microsoft.com/office/word/2010/wordprocessingDrawing" xmlns:wp="http://schemas.openxmlformats.org/drawingml/2006/wordprocessingDrawing" xmlns:w10="urn:schemas-microsoft-com:office:word" xmlns:w="http://schemas.openxmlformats.org/wordprocessingml/2006/main" xmlns:w14="http://schemas.microsoft.com/office/word/2010/wordml" xmlns:w15="http://schemas.microsoft.com/office/word/2012/wordml" xmlns:wpg="http://schemas.microsoft.com/office/word/2010/wordprocessingGroup" xmlns:wpi="http://schemas.microsoft.com/office/word/2010/wordprocessingInk" xmlns:wne="http://schemas.microsoft.com/office/word/2006/wordml" xmlns:wps="http://schemas.microsoft.com/office/word/2010/wordprocessingShape" mc:Ignorable="w14 w15 wp14">
+<w:numbering xmlns:wpc="http://schemas.microsoft.com/office/word/2010/wordprocessingCanvas" xmlns:cx="http://schemas.microsoft.com/office/drawing/2014/chartex" xmlns:cx1="http://schemas.microsoft.com/office/drawing/2015/9/8/chartex" xmlns:cx2="http://schemas.microsoft.com/office/drawing/2015/10/21/chartex" xmlns:cx3="http://schemas.microsoft.com/office/drawing/2016/5/9/chartex" xmlns:cx4="http://schemas.microsoft.com/office/drawing/2016/5/10/chartex" xmlns:cx5="http://schemas.microsoft.com/office/drawing/2016/5/11/chartex" xmlns:cx6="http://schemas.microsoft.com/office/drawing/2016/5/12/chartex" xmlns:cx7="http://schemas.microsoft.com/office/drawing/2016/5/13/chartex" xmlns:cx8="http://schemas.microsoft.com/office/drawing/2016/5/14/chartex" xmlns:mc="http://schemas.openxmlformats.org/markup-compatibility/2006" xmlns:aink="http://schemas.microsoft.com/office/drawing/2016/ink" xmlns:am3d="http://schemas.microsoft.com/office/drawing/2017/model3d" xmlns:o="urn:schemas-microsoft-com:office:office" xmlns:oel="http://schemas.microsoft.com/office/2019/extlst" xmlns:r="http://schemas.openxmlformats.org/officeDocument/2006/relationships" xmlns:m="http://schemas.openxmlformats.org/officeDocument/2006/math" xmlns:v="urn:schemas-microsoft-com:vml" xmlns:wp14="http://schemas.microsoft.com/office/word/2010/wordprocessingDrawing" xmlns:wp="http://schemas.openxmlformats.org/drawingml/2006/wordprocessingDrawing" xmlns:w10="urn:schemas-microsoft-com:office:word" xmlns:w="http://schemas.openxmlformats.org/wordprocessingml/2006/main" xmlns:w14="http://schemas.microsoft.com/office/word/2010/wordml" xmlns:w15="http://schemas.microsoft.com/office/word/2012/wordml" xmlns:w16cex="http://schemas.microsoft.com/office/word/2018/wordml/cex" xmlns:w16cid="http://schemas.microsoft.com/office/word/2016/wordml/cid" xmlns:w16="http://schemas.microsoft.com/office/word/2018/wordml" xmlns:w16du="http://schemas.microsoft.com/office/word/2023/wordml/word16du" xmlns:w16sdtdh="http://schemas.microsoft.com/office/word/2020/wordml/sdtdatahash" xmlns:w16sdtfl="http://schemas.microsoft.com/office/word/2024/wordml/sdtformatlock" xmlns:w16se="http://schemas.microsoft.com/office/word/2015/wordml/symex" xmlns:wpg="http://schemas.microsoft.com/office/word/2010/wordprocessingGroup" xmlns:wpi="http://schemas.microsoft.com/office/word/2010/wordprocessingInk" xmlns:wne="http://schemas.microsoft.com/office/word/2006/wordml" xmlns:wps="http://schemas.microsoft.com/office/word/2010/wordprocessingShape" mc:Ignorable="w14 w15 w16se w16cid w16 w16cex w16sdtdh w16sdtfl w16du wp14">
   <w:abstractNum w:abstractNumId="0" w15:restartNumberingAfterBreak="0">
     <w:nsid w:val="044F7851"/>
     <w:multiLevelType w:val="multilevel"/>
@@ -5644,20 +5502,20 @@
       </w:rPr>
     </w:lvl>
   </w:abstractNum>
-  <w:num w:numId="1">
+  <w:num w:numId="1" w16cid:durableId="232474913">
     <w:abstractNumId w:val="0"/>
   </w:num>
-  <w:num w:numId="2">
+  <w:num w:numId="2" w16cid:durableId="555043480">
     <w:abstractNumId w:val="1"/>
   </w:num>
-  <w:num w:numId="3">
+  <w:num w:numId="3" w16cid:durableId="1697657583">
     <w:abstractNumId w:val="2"/>
   </w:num>
 </w:numbering>
 </file>
 
 <file path=word/styles.xml><?xml version="1.0" encoding="utf-8"?>
-<w:styles xmlns:mc="http://schemas.openxmlformats.org/markup-compatibility/2006" xmlns:r="http://schemas.openxmlformats.org/officeDocument/2006/relationships" xmlns:w="http://schemas.openxmlformats.org/wordprocessingml/2006/main" xmlns:w14="http://schemas.microsoft.com/office/word/2010/wordml" xmlns:w15="http://schemas.microsoft.com/office/word/2012/wordml" mc:Ignorable="w14 w15">
+<w:styles xmlns:mc="http://schemas.openxmlformats.org/markup-compatibility/2006" xmlns:r="http://schemas.openxmlformats.org/officeDocument/2006/relationships" xmlns:w="http://schemas.openxmlformats.org/wordprocessingml/2006/main" xmlns:w14="http://schemas.microsoft.com/office/word/2010/wordml" xmlns:w15="http://schemas.microsoft.com/office/word/2012/wordml" xmlns:w16cex="http://schemas.microsoft.com/office/word/2018/wordml/cex" xmlns:w16cid="http://schemas.microsoft.com/office/word/2016/wordml/cid" xmlns:w16="http://schemas.microsoft.com/office/word/2018/wordml" xmlns:w16du="http://schemas.microsoft.com/office/word/2023/wordml/word16du" xmlns:w16sdtdh="http://schemas.microsoft.com/office/word/2020/wordml/sdtdatahash" xmlns:w16sdtfl="http://schemas.microsoft.com/office/word/2024/wordml/sdtformatlock" xmlns:w16se="http://schemas.microsoft.com/office/word/2015/wordml/symex" mc:Ignorable="w14 w15 w16se w16cid w16 w16cex w16sdtdh w16sdtfl w16du">
   <w:docDefaults>
     <w:rPrDefault>
       <w:rPr>
@@ -5673,7 +5531,7 @@
       </w:pPr>
     </w:pPrDefault>
   </w:docDefaults>
-  <w:latentStyles w:defLockedState="0" w:defUIPriority="99" w:defSemiHidden="0" w:defUnhideWhenUsed="0" w:defQFormat="0" w:count="371">
+  <w:latentStyles w:defLockedState="0" w:defUIPriority="99" w:defSemiHidden="0" w:defUnhideWhenUsed="0" w:defQFormat="0" w:count="376">
     <w:lsdException w:name="Normal" w:uiPriority="0" w:qFormat="1"/>
     <w:lsdException w:name="heading 1" w:uiPriority="9" w:qFormat="1"/>
     <w:lsdException w:name="heading 2" w:semiHidden="1" w:uiPriority="9" w:unhideWhenUsed="1" w:qFormat="1"/>
@@ -6045,6 +5903,11 @@
     <w:lsdException w:name="List Table 5 Dark Accent 6" w:uiPriority="50"/>
     <w:lsdException w:name="List Table 6 Colorful Accent 6" w:uiPriority="51"/>
     <w:lsdException w:name="List Table 7 Colorful Accent 6" w:uiPriority="52"/>
+    <w:lsdException w:name="Mention" w:semiHidden="1" w:unhideWhenUsed="1"/>
+    <w:lsdException w:name="Smart Hyperlink" w:semiHidden="1" w:unhideWhenUsed="1"/>
+    <w:lsdException w:name="Hashtag" w:semiHidden="1" w:unhideWhenUsed="1"/>
+    <w:lsdException w:name="Unresolved Mention" w:semiHidden="1" w:unhideWhenUsed="1"/>
+    <w:lsdException w:name="Smart Link" w:semiHidden="1" w:unhideWhenUsed="1"/>
   </w:latentStyles>
   <w:style w:type="paragraph" w:default="1" w:styleId="Normal">
     <w:name w:val="Normal"/>
@@ -6673,531 +6536,6 @@
 </w:styles>
 </file>
 
-<file path=word/glossary/document.xml><?xml version="1.0" encoding="utf-8"?>
-<w:glossaryDocument xmlns:wpc="http://schemas.microsoft.com/office/word/2010/wordprocessingCanvas" xmlns:mc="http://schemas.openxmlformats.org/markup-compatibility/2006" xmlns:o="urn:schemas-microsoft-com:office:office" xmlns:r="http://schemas.openxmlformats.org/officeDocument/2006/relationships" xmlns:m="http://schemas.openxmlformats.org/officeDocument/2006/math" xmlns:v="urn:schemas-microsoft-com:vml" xmlns:wp14="http://schemas.microsoft.com/office/word/2010/wordprocessingDrawing" xmlns:wp="http://schemas.openxmlformats.org/drawingml/2006/wordprocessingDrawing" xmlns:w10="urn:schemas-microsoft-com:office:word" xmlns:w="http://schemas.openxmlformats.org/wordprocessingml/2006/main" xmlns:w14="http://schemas.microsoft.com/office/word/2010/wordml" xmlns:w15="http://schemas.microsoft.com/office/word/2012/wordml" xmlns:wpg="http://schemas.microsoft.com/office/word/2010/wordprocessingGroup" xmlns:wpi="http://schemas.microsoft.com/office/word/2010/wordprocessingInk" xmlns:wne="http://schemas.microsoft.com/office/word/2006/wordml" xmlns:wps="http://schemas.microsoft.com/office/word/2010/wordprocessingShape" mc:Ignorable="w14 w15 wp14"/>
-</file>
-
-<file path=word/glossary/fontTable.xml><?xml version="1.0" encoding="utf-8"?>
-<w:fonts xmlns:mc="http://schemas.openxmlformats.org/markup-compatibility/2006" xmlns:r="http://schemas.openxmlformats.org/officeDocument/2006/relationships" xmlns:w="http://schemas.openxmlformats.org/wordprocessingml/2006/main" xmlns:w14="http://schemas.microsoft.com/office/word/2010/wordml" xmlns:w15="http://schemas.microsoft.com/office/word/2012/wordml" mc:Ignorable="w14 w15">
-  <w:font w:name="Symbol">
-    <w:panose1 w:val="05050102010706020507"/>
-    <w:charset w:val="02"/>
-    <w:family w:val="roman"/>
-    <w:pitch w:val="variable"/>
-    <w:sig w:usb0="00000000" w:usb1="10000000" w:usb2="00000000" w:usb3="00000000" w:csb0="80000000" w:csb1="00000000"/>
-  </w:font>
-  <w:font w:name="Times New Roman">
-    <w:panose1 w:val="02020603050405020304"/>
-    <w:charset w:val="00"/>
-    <w:family w:val="roman"/>
-    <w:pitch w:val="variable"/>
-    <w:sig w:usb0="E0002EFF" w:usb1="C000785B" w:usb2="00000009" w:usb3="00000000" w:csb0="000001FF" w:csb1="00000000"/>
-  </w:font>
-  <w:font w:name="Courier New">
-    <w:panose1 w:val="02070309020205020404"/>
-    <w:charset w:val="00"/>
-    <w:family w:val="modern"/>
-    <w:pitch w:val="fixed"/>
-    <w:sig w:usb0="E0002EFF" w:usb1="C0007843" w:usb2="00000009" w:usb3="00000000" w:csb0="000001FF" w:csb1="00000000"/>
-  </w:font>
-  <w:font w:name="Wingdings">
-    <w:panose1 w:val="05000000000000000000"/>
-    <w:charset w:val="02"/>
-    <w:family w:val="auto"/>
-    <w:pitch w:val="variable"/>
-    <w:sig w:usb0="00000000" w:usb1="10000000" w:usb2="00000000" w:usb3="00000000" w:csb0="80000000" w:csb1="00000000"/>
-  </w:font>
-  <w:font w:name="Calibri">
-    <w:panose1 w:val="020F0502020204030204"/>
-    <w:charset w:val="00"/>
-    <w:family w:val="swiss"/>
-    <w:pitch w:val="variable"/>
-    <w:sig w:usb0="E0002AFF" w:usb1="C000247B" w:usb2="00000009" w:usb3="00000000" w:csb0="000001FF" w:csb1="00000000"/>
-  </w:font>
-  <w:font w:name="Calibri Light">
-    <w:panose1 w:val="020F0302020204030204"/>
-    <w:charset w:val="00"/>
-    <w:family w:val="swiss"/>
-    <w:pitch w:val="variable"/>
-    <w:sig w:usb0="E0002AFF" w:usb1="C000247B" w:usb2="00000009" w:usb3="00000000" w:csb0="000001FF" w:csb1="00000000"/>
-  </w:font>
-</w:fonts>
-</file>
-
-<file path=word/glossary/settings.xml><?xml version="1.0" encoding="utf-8"?>
-<w:settings xmlns:mc="http://schemas.openxmlformats.org/markup-compatibility/2006" xmlns:o="urn:schemas-microsoft-com:office:office" xmlns:r="http://schemas.openxmlformats.org/officeDocument/2006/relationships" xmlns:m="http://schemas.openxmlformats.org/officeDocument/2006/math" xmlns:v="urn:schemas-microsoft-com:vml" xmlns:w10="urn:schemas-microsoft-com:office:word" xmlns:w="http://schemas.openxmlformats.org/wordprocessingml/2006/main" xmlns:w14="http://schemas.microsoft.com/office/word/2010/wordml" xmlns:w15="http://schemas.microsoft.com/office/word/2012/wordml" xmlns:sl="http://schemas.openxmlformats.org/schemaLibrary/2006/main" mc:Ignorable="w14 w15">
-  <w:view w:val="normal"/>
-  <w:defaultTabStop w:val="720"/>
-  <w:characterSpacingControl w:val="doNotCompress"/>
-  <w:compat>
-    <w:useFELayout/>
-    <w:compatSetting w:name="compatibilityMode" w:uri="http://schemas.microsoft.com/office/word" w:val="15"/>
-    <w:compatSetting w:name="overrideTableStyleFontSizeAndJustification" w:uri="http://schemas.microsoft.com/office/word" w:val="1"/>
-    <w:compatSetting w:name="enableOpenTypeFeatures" w:uri="http://schemas.microsoft.com/office/word" w:val="1"/>
-    <w:compatSetting w:name="doNotFlipMirrorIndents" w:uri="http://schemas.microsoft.com/office/word" w:val="1"/>
-    <w:compatSetting w:name="differentiateMultirowTableHeaders" w:uri="http://schemas.microsoft.com/office/word" w:val="1"/>
-  </w:compat>
-  <w:rsids>
-    <w:rsidRoot w:val="0067523B"/>
-    <w:rsid w:val="00062583"/>
-    <w:rsid w:val="0067523B"/>
-  </w:rsids>
-  <m:mathPr>
-    <m:mathFont m:val="Cambria Math"/>
-    <m:brkBin m:val="before"/>
-    <m:brkBinSub m:val="--"/>
-    <m:smallFrac m:val="0"/>
-    <m:dispDef/>
-    <m:lMargin m:val="0"/>
-    <m:rMargin m:val="0"/>
-    <m:defJc m:val="centerGroup"/>
-    <m:wrapIndent m:val="1440"/>
-    <m:intLim m:val="subSup"/>
-    <m:naryLim m:val="undOvr"/>
-  </m:mathPr>
-  <w:themeFontLang w:val="en-US"/>
-  <w:clrSchemeMapping w:bg1="light1" w:t1="dark1" w:bg2="light2" w:t2="dark2" w:accent1="accent1" w:accent2="accent2" w:accent3="accent3" w:accent4="accent4" w:accent5="accent5" w:accent6="accent6" w:hyperlink="hyperlink" w:followedHyperlink="followedHyperlink"/>
-  <w:decimalSymbol w:val="."/>
-  <w:listSeparator w:val=","/>
-  <w15:chartTrackingRefBased/>
-</w:settings>
-</file>
-
-<file path=word/glossary/styles.xml><?xml version="1.0" encoding="utf-8"?>
-<w:styles xmlns:mc="http://schemas.openxmlformats.org/markup-compatibility/2006" xmlns:r="http://schemas.openxmlformats.org/officeDocument/2006/relationships" xmlns:w="http://schemas.openxmlformats.org/wordprocessingml/2006/main" xmlns:w14="http://schemas.microsoft.com/office/word/2010/wordml" xmlns:w15="http://schemas.microsoft.com/office/word/2012/wordml" mc:Ignorable="w14 w15">
-  <w:docDefaults>
-    <w:rPrDefault>
-      <w:rPr>
-        <w:rFonts w:asciiTheme="minorHAnsi" w:eastAsiaTheme="minorEastAsia" w:hAnsiTheme="minorHAnsi" w:cstheme="minorBidi"/>
-        <w:sz w:val="22"/>
-        <w:szCs w:val="22"/>
-        <w:lang w:val="en-US" w:eastAsia="en-US" w:bidi="ar-SA"/>
-      </w:rPr>
-    </w:rPrDefault>
-    <w:pPrDefault>
-      <w:pPr>
-        <w:spacing w:after="160" w:line="259" w:lineRule="auto"/>
-      </w:pPr>
-    </w:pPrDefault>
-  </w:docDefaults>
-  <w:latentStyles w:defLockedState="0" w:defUIPriority="99" w:defSemiHidden="0" w:defUnhideWhenUsed="0" w:defQFormat="0" w:count="371">
-    <w:lsdException w:name="Normal" w:uiPriority="0" w:qFormat="1"/>
-    <w:lsdException w:name="heading 1" w:uiPriority="9" w:qFormat="1"/>
-    <w:lsdException w:name="heading 2" w:semiHidden="1" w:uiPriority="9" w:unhideWhenUsed="1" w:qFormat="1"/>
-    <w:lsdException w:name="heading 3" w:semiHidden="1" w:uiPriority="9" w:unhideWhenUsed="1" w:qFormat="1"/>
-    <w:lsdException w:name="heading 4" w:semiHidden="1" w:uiPriority="9" w:unhideWhenUsed="1" w:qFormat="1"/>
-    <w:lsdException w:name="heading 5" w:semiHidden="1" w:uiPriority="9" w:unhideWhenUsed="1" w:qFormat="1"/>
-    <w:lsdException w:name="heading 6" w:semiHidden="1" w:uiPriority="9" w:unhideWhenUsed="1" w:qFormat="1"/>
-    <w:lsdException w:name="heading 7" w:semiHidden="1" w:uiPriority="9" w:unhideWhenUsed="1" w:qFormat="1"/>
-    <w:lsdException w:name="heading 8" w:semiHidden="1" w:uiPriority="9" w:unhideWhenUsed="1" w:qFormat="1"/>
-    <w:lsdException w:name="heading 9" w:semiHidden="1" w:uiPriority="9" w:unhideWhenUsed="1" w:qFormat="1"/>
-    <w:lsdException w:name="index 1" w:semiHidden="1" w:unhideWhenUsed="1"/>
-    <w:lsdException w:name="index 2" w:semiHidden="1" w:unhideWhenUsed="1"/>
-    <w:lsdException w:name="index 3" w:semiHidden="1" w:unhideWhenUsed="1"/>
-    <w:lsdException w:name="index 4" w:semiHidden="1" w:unhideWhenUsed="1"/>
-    <w:lsdException w:name="index 5" w:semiHidden="1" w:unhideWhenUsed="1"/>
-    <w:lsdException w:name="index 6" w:semiHidden="1" w:unhideWhenUsed="1"/>
-    <w:lsdException w:name="index 7" w:semiHidden="1" w:unhideWhenUsed="1"/>
-    <w:lsdException w:name="index 8" w:semiHidden="1" w:unhideWhenUsed="1"/>
-    <w:lsdException w:name="index 9" w:semiHidden="1" w:unhideWhenUsed="1"/>
-    <w:lsdException w:name="toc 1" w:semiHidden="1" w:uiPriority="39" w:unhideWhenUsed="1"/>
-    <w:lsdException w:name="toc 2" w:semiHidden="1" w:uiPriority="39" w:unhideWhenUsed="1"/>
-    <w:lsdException w:name="toc 3" w:semiHidden="1" w:uiPriority="39" w:unhideWhenUsed="1"/>
-    <w:lsdException w:name="toc 4" w:semiHidden="1" w:uiPriority="39" w:unhideWhenUsed="1"/>
-    <w:lsdException w:name="toc 5" w:semiHidden="1" w:uiPriority="39" w:unhideWhenUsed="1"/>
-    <w:lsdException w:name="toc 6" w:semiHidden="1" w:uiPriority="39" w:unhideWhenUsed="1"/>
-    <w:lsdException w:name="toc 7" w:semiHidden="1" w:uiPriority="39" w:unhideWhenUsed="1"/>
-    <w:lsdException w:name="toc 8" w:semiHidden="1" w:uiPriority="39" w:unhideWhenUsed="1"/>
-    <w:lsdException w:name="toc 9" w:semiHidden="1" w:uiPriority="39" w:unhideWhenUsed="1"/>
-    <w:lsdException w:name="Normal Indent" w:semiHidden="1" w:unhideWhenUsed="1"/>
-    <w:lsdException w:name="footnote text" w:semiHidden="1" w:unhideWhenUsed="1"/>
-    <w:lsdException w:name="annotation text" w:semiHidden="1" w:unhideWhenUsed="1"/>
-    <w:lsdException w:name="header" w:semiHidden="1" w:unhideWhenUsed="1"/>
-    <w:lsdException w:name="footer" w:semiHidden="1" w:unhideWhenUsed="1"/>
-    <w:lsdException w:name="index heading" w:semiHidden="1" w:unhideWhenUsed="1"/>
-    <w:lsdException w:name="caption" w:semiHidden="1" w:uiPriority="35" w:unhideWhenUsed="1" w:qFormat="1"/>
-    <w:lsdException w:name="table of figures" w:semiHidden="1" w:unhideWhenUsed="1"/>
-    <w:lsdException w:name="envelope address" w:semiHidden="1" w:unhideWhenUsed="1"/>
-    <w:lsdException w:name="envelope return" w:semiHidden="1" w:unhideWhenUsed="1"/>
-    <w:lsdException w:name="footnote reference" w:semiHidden="1" w:unhideWhenUsed="1"/>
-    <w:lsdException w:name="annotation reference" w:semiHidden="1" w:unhideWhenUsed="1"/>
-    <w:lsdException w:name="line number" w:semiHidden="1" w:unhideWhenUsed="1"/>
-    <w:lsdException w:name="page number" w:semiHidden="1" w:unhideWhenUsed="1"/>
-    <w:lsdException w:name="endnote reference" w:semiHidden="1" w:unhideWhenUsed="1"/>
-    <w:lsdException w:name="endnote text" w:semiHidden="1" w:unhideWhenUsed="1"/>
-    <w:lsdException w:name="table of authorities" w:semiHidden="1" w:unhideWhenUsed="1"/>
-    <w:lsdException w:name="macro" w:semiHidden="1" w:unhideWhenUsed="1"/>
-    <w:lsdException w:name="toa heading" w:semiHidden="1" w:unhideWhenUsed="1"/>
-    <w:lsdException w:name="List" w:semiHidden="1" w:unhideWhenUsed="1"/>
-    <w:lsdException w:name="List Bullet" w:semiHidden="1" w:unhideWhenUsed="1"/>
-    <w:lsdException w:name="List Number" w:semiHidden="1" w:unhideWhenUsed="1"/>
-    <w:lsdException w:name="List 2" w:semiHidden="1" w:unhideWhenUsed="1"/>
-    <w:lsdException w:name="List 3" w:semiHidden="1" w:unhideWhenUsed="1"/>
-    <w:lsdException w:name="List 4" w:semiHidden="1" w:unhideWhenUsed="1"/>
-    <w:lsdException w:name="List 5" w:semiHidden="1" w:unhideWhenUsed="1"/>
-    <w:lsdException w:name="List Bullet 2" w:semiHidden="1" w:unhideWhenUsed="1"/>
-    <w:lsdException w:name="List Bullet 3" w:semiHidden="1" w:unhideWhenUsed="1"/>
-    <w:lsdException w:name="List Bullet 4" w:semiHidden="1" w:unhideWhenUsed="1"/>
-    <w:lsdException w:name="List Bullet 5" w:semiHidden="1" w:unhideWhenUsed="1"/>
-    <w:lsdException w:name="List Number 2" w:semiHidden="1" w:unhideWhenUsed="1"/>
-    <w:lsdException w:name="List Number 3" w:semiHidden="1" w:unhideWhenUsed="1"/>
-    <w:lsdException w:name="List Number 4" w:semiHidden="1" w:unhideWhenUsed="1"/>
-    <w:lsdException w:name="List Number 5" w:semiHidden="1" w:unhideWhenUsed="1"/>
-    <w:lsdException w:name="Title" w:uiPriority="10" w:qFormat="1"/>
-    <w:lsdException w:name="Closing" w:semiHidden="1" w:unhideWhenUsed="1"/>
-    <w:lsdException w:name="Signature" w:semiHidden="1" w:unhideWhenUsed="1"/>
-    <w:lsdException w:name="Default Paragraph Font" w:semiHidden="1" w:uiPriority="1" w:unhideWhenUsed="1"/>
-    <w:lsdException w:name="Body Text" w:semiHidden="1" w:unhideWhenUsed="1"/>
-    <w:lsdException w:name="Body Text Indent" w:semiHidden="1" w:unhideWhenUsed="1"/>
-    <w:lsdException w:name="List Continue" w:semiHidden="1" w:unhideWhenUsed="1"/>
-    <w:lsdException w:name="List Continue 2" w:semiHidden="1" w:unhideWhenUsed="1"/>
-    <w:lsdException w:name="List Continue 3" w:semiHidden="1" w:unhideWhenUsed="1"/>
-    <w:lsdException w:name="List Continue 4" w:semiHidden="1" w:unhideWhenUsed="1"/>
-    <w:lsdException w:name="List Continue 5" w:semiHidden="1" w:unhideWhenUsed="1"/>
-    <w:lsdException w:name="Message Header" w:semiHidden="1" w:unhideWhenUsed="1"/>
-    <w:lsdException w:name="Subtitle" w:uiPriority="11" w:qFormat="1"/>
-    <w:lsdException w:name="Salutation" w:semiHidden="1" w:unhideWhenUsed="1"/>
-    <w:lsdException w:name="Date" w:semiHidden="1" w:unhideWhenUsed="1"/>
-    <w:lsdException w:name="Body Text First Indent" w:semiHidden="1" w:unhideWhenUsed="1"/>
-    <w:lsdException w:name="Body Text First Indent 2" w:semiHidden="1" w:unhideWhenUsed="1"/>
-    <w:lsdException w:name="Note Heading" w:semiHidden="1" w:unhideWhenUsed="1"/>
-    <w:lsdException w:name="Body Text 2" w:semiHidden="1" w:unhideWhenUsed="1"/>
-    <w:lsdException w:name="Body Text 3" w:semiHidden="1" w:unhideWhenUsed="1"/>
-    <w:lsdException w:name="Body Text Indent 2" w:semiHidden="1" w:unhideWhenUsed="1"/>
-    <w:lsdException w:name="Body Text Indent 3" w:semiHidden="1" w:unhideWhenUsed="1"/>
-    <w:lsdException w:name="Block Text" w:semiHidden="1" w:unhideWhenUsed="1"/>
-    <w:lsdException w:name="Hyperlink" w:semiHidden="1" w:unhideWhenUsed="1"/>
-    <w:lsdException w:name="FollowedHyperlink" w:semiHidden="1" w:unhideWhenUsed="1"/>
-    <w:lsdException w:name="Strong" w:uiPriority="22" w:qFormat="1"/>
-    <w:lsdException w:name="Emphasis" w:uiPriority="20" w:qFormat="1"/>
-    <w:lsdException w:name="Document Map" w:semiHidden="1" w:unhideWhenUsed="1"/>
-    <w:lsdException w:name="Plain Text" w:semiHidden="1" w:unhideWhenUsed="1"/>
-    <w:lsdException w:name="E-mail Signature" w:semiHidden="1" w:unhideWhenUsed="1"/>
-    <w:lsdException w:name="HTML Top of Form" w:semiHidden="1" w:unhideWhenUsed="1"/>
-    <w:lsdException w:name="HTML Bottom of Form" w:semiHidden="1" w:unhideWhenUsed="1"/>
-    <w:lsdException w:name="Normal (Web)" w:semiHidden="1" w:unhideWhenUsed="1"/>
-    <w:lsdException w:name="HTML Acronym" w:semiHidden="1" w:unhideWhenUsed="1"/>
-    <w:lsdException w:name="HTML Address" w:semiHidden="1" w:unhideWhenUsed="1"/>
-    <w:lsdException w:name="HTML Cite" w:semiHidden="1" w:unhideWhenUsed="1"/>
-    <w:lsdException w:name="HTML Code" w:semiHidden="1" w:unhideWhenUsed="1"/>
-    <w:lsdException w:name="HTML Definition" w:semiHidden="1" w:unhideWhenUsed="1"/>
-    <w:lsdException w:name="HTML Keyboard" w:semiHidden="1" w:unhideWhenUsed="1"/>
-    <w:lsdException w:name="HTML Preformatted" w:semiHidden="1" w:unhideWhenUsed="1"/>
-    <w:lsdException w:name="HTML Sample" w:semiHidden="1" w:unhideWhenUsed="1"/>
-    <w:lsdException w:name="HTML Typewriter" w:semiHidden="1" w:unhideWhenUsed="1"/>
-    <w:lsdException w:name="HTML Variable" w:semiHidden="1" w:unhideWhenUsed="1"/>
-    <w:lsdException w:name="Normal Table" w:semiHidden="1" w:unhideWhenUsed="1"/>
-    <w:lsdException w:name="annotation subject" w:semiHidden="1" w:unhideWhenUsed="1"/>
-    <w:lsdException w:name="No List" w:semiHidden="1" w:unhideWhenUsed="1"/>
-    <w:lsdException w:name="Outline List 1" w:semiHidden="1" w:unhideWhenUsed="1"/>
-    <w:lsdException w:name="Outline List 2" w:semiHidden="1" w:unhideWhenUsed="1"/>
-    <w:lsdException w:name="Outline List 3" w:semiHidden="1" w:unhideWhenUsed="1"/>
-    <w:lsdException w:name="Table Simple 1" w:semiHidden="1" w:unhideWhenUsed="1"/>
-    <w:lsdException w:name="Table Simple 2" w:semiHidden="1" w:unhideWhenUsed="1"/>
-    <w:lsdException w:name="Table Simple 3" w:semiHidden="1" w:unhideWhenUsed="1"/>
-    <w:lsdException w:name="Table Classic 1" w:semiHidden="1" w:unhideWhenUsed="1"/>
-    <w:lsdException w:name="Table Classic 2" w:semiHidden="1" w:unhideWhenUsed="1"/>
-    <w:lsdException w:name="Table Classic 3" w:semiHidden="1" w:unhideWhenUsed="1"/>
-    <w:lsdException w:name="Table Classic 4" w:semiHidden="1" w:unhideWhenUsed="1"/>
-    <w:lsdException w:name="Table Colorful 1" w:semiHidden="1" w:unhideWhenUsed="1"/>
-    <w:lsdException w:name="Table Colorful 2" w:semiHidden="1" w:unhideWhenUsed="1"/>
-    <w:lsdException w:name="Table Colorful 3" w:semiHidden="1" w:unhideWhenUsed="1"/>
-    <w:lsdException w:name="Table Columns 1" w:semiHidden="1" w:unhideWhenUsed="1"/>
-    <w:lsdException w:name="Table Columns 2" w:semiHidden="1" w:unhideWhenUsed="1"/>
-    <w:lsdException w:name="Table Columns 3" w:semiHidden="1" w:unhideWhenUsed="1"/>
-    <w:lsdException w:name="Table Columns 4" w:semiHidden="1" w:unhideWhenUsed="1"/>
-    <w:lsdException w:name="Table Columns 5" w:semiHidden="1" w:unhideWhenUsed="1"/>
-    <w:lsdException w:name="Table Grid 1" w:semiHidden="1" w:unhideWhenUsed="1"/>
-    <w:lsdException w:name="Table Grid 2" w:semiHidden="1" w:unhideWhenUsed="1"/>
-    <w:lsdException w:name="Table Grid 3" w:semiHidden="1" w:unhideWhenUsed="1"/>
-    <w:lsdException w:name="Table Grid 4" w:semiHidden="1" w:unhideWhenUsed="1"/>
-    <w:lsdException w:name="Table Grid 5" w:semiHidden="1" w:unhideWhenUsed="1"/>
-    <w:lsdException w:name="Table Grid 6" w:semiHidden="1" w:unhideWhenUsed="1"/>
-    <w:lsdException w:name="Table Grid 7" w:semiHidden="1" w:unhideWhenUsed="1"/>
-    <w:lsdException w:name="Table Grid 8" w:semiHidden="1" w:unhideWhenUsed="1"/>
-    <w:lsdException w:name="Table List 1" w:semiHidden="1" w:unhideWhenUsed="1"/>
-    <w:lsdException w:name="Table List 2" w:semiHidden="1" w:unhideWhenUsed="1"/>
-    <w:lsdException w:name="Table List 3" w:semiHidden="1" w:unhideWhenUsed="1"/>
-    <w:lsdException w:name="Table List 4" w:semiHidden="1" w:unhideWhenUsed="1"/>
-    <w:lsdException w:name="Table List 5" w:semiHidden="1" w:unhideWhenUsed="1"/>
-    <w:lsdException w:name="Table List 6" w:semiHidden="1" w:unhideWhenUsed="1"/>
-    <w:lsdException w:name="Table List 7" w:semiHidden="1" w:unhideWhenUsed="1"/>
-    <w:lsdException w:name="Table List 8" w:semiHidden="1" w:unhideWhenUsed="1"/>
-    <w:lsdException w:name="Table 3D effects 1" w:semiHidden="1" w:unhideWhenUsed="1"/>
-    <w:lsdException w:name="Table 3D effects 2" w:semiHidden="1" w:unhideWhenUsed="1"/>
-    <w:lsdException w:name="Table 3D effects 3" w:semiHidden="1" w:unhideWhenUsed="1"/>
-    <w:lsdException w:name="Table Contemporary" w:semiHidden="1" w:unhideWhenUsed="1"/>
-    <w:lsdException w:name="Table Elegant" w:semiHidden="1" w:unhideWhenUsed="1"/>
-    <w:lsdException w:name="Table Professional" w:semiHidden="1" w:unhideWhenUsed="1"/>
-    <w:lsdException w:name="Table Subtle 1" w:semiHidden="1" w:unhideWhenUsed="1"/>
-    <w:lsdException w:name="Table Subtle 2" w:semiHidden="1" w:unhideWhenUsed="1"/>
-    <w:lsdException w:name="Table Web 1" w:semiHidden="1" w:unhideWhenUsed="1"/>
-    <w:lsdException w:name="Table Web 2" w:semiHidden="1" w:unhideWhenUsed="1"/>
-    <w:lsdException w:name="Table Web 3" w:semiHidden="1" w:unhideWhenUsed="1"/>
-    <w:lsdException w:name="Balloon Text" w:semiHidden="1" w:unhideWhenUsed="1"/>
-    <w:lsdException w:name="Table Grid" w:uiPriority="39"/>
-    <w:lsdException w:name="Table Theme" w:semiHidden="1" w:unhideWhenUsed="1"/>
-    <w:lsdException w:name="Placeholder Text" w:semiHidden="1"/>
-    <w:lsdException w:name="No Spacing" w:uiPriority="1" w:qFormat="1"/>
-    <w:lsdException w:name="Light Shading" w:uiPriority="60"/>
-    <w:lsdException w:name="Light List" w:uiPriority="61"/>
-    <w:lsdException w:name="Light Grid" w:uiPriority="62"/>
-    <w:lsdException w:name="Medium Shading 1" w:uiPriority="63"/>
-    <w:lsdException w:name="Medium Shading 2" w:uiPriority="64"/>
-    <w:lsdException w:name="Medium List 1" w:uiPriority="65"/>
-    <w:lsdException w:name="Medium List 2" w:uiPriority="66"/>
-    <w:lsdException w:name="Medium Grid 1" w:uiPriority="67"/>
-    <w:lsdException w:name="Medium Grid 2" w:uiPriority="68"/>
-    <w:lsdException w:name="Medium Grid 3" w:uiPriority="69"/>
-    <w:lsdException w:name="Dark List" w:uiPriority="70"/>
-    <w:lsdException w:name="Colorful Shading" w:uiPriority="71"/>
-    <w:lsdException w:name="Colorful List" w:uiPriority="72"/>
-    <w:lsdException w:name="Colorful Grid" w:uiPriority="73"/>
-    <w:lsdException w:name="Light Shading Accent 1" w:uiPriority="60"/>
-    <w:lsdException w:name="Light List Accent 1" w:uiPriority="61"/>
-    <w:lsdException w:name="Light Grid Accent 1" w:uiPriority="62"/>
-    <w:lsdException w:name="Medium Shading 1 Accent 1" w:uiPriority="63"/>
-    <w:lsdException w:name="Medium Shading 2 Accent 1" w:uiPriority="64"/>
-    <w:lsdException w:name="Medium List 1 Accent 1" w:uiPriority="65"/>
-    <w:lsdException w:name="Revision" w:semiHidden="1"/>
-    <w:lsdException w:name="List Paragraph" w:uiPriority="34" w:qFormat="1"/>
-    <w:lsdException w:name="Quote" w:uiPriority="29" w:qFormat="1"/>
-    <w:lsdException w:name="Intense Quote" w:uiPriority="30" w:qFormat="1"/>
-    <w:lsdException w:name="Medium List 2 Accent 1" w:uiPriority="66"/>
-    <w:lsdException w:name="Medium Grid 1 Accent 1" w:uiPriority="67"/>
-    <w:lsdException w:name="Medium Grid 2 Accent 1" w:uiPriority="68"/>
-    <w:lsdException w:name="Medium Grid 3 Accent 1" w:uiPriority="69"/>
-    <w:lsdException w:name="Dark List Accent 1" w:uiPriority="70"/>
-    <w:lsdException w:name="Colorful Shading Accent 1" w:uiPriority="71"/>
-    <w:lsdException w:name="Colorful List Accent 1" w:uiPriority="72"/>
-    <w:lsdException w:name="Colorful Grid Accent 1" w:uiPriority="73"/>
-    <w:lsdException w:name="Light Shading Accent 2" w:uiPriority="60"/>
-    <w:lsdException w:name="Light List Accent 2" w:uiPriority="61"/>
-    <w:lsdException w:name="Light Grid Accent 2" w:uiPriority="62"/>
-    <w:lsdException w:name="Medium Shading 1 Accent 2" w:uiPriority="63"/>
-    <w:lsdException w:name="Medium Shading 2 Accent 2" w:uiPriority="64"/>
-    <w:lsdException w:name="Medium List 1 Accent 2" w:uiPriority="65"/>
-    <w:lsdException w:name="Medium List 2 Accent 2" w:uiPriority="66"/>
-    <w:lsdException w:name="Medium Grid 1 Accent 2" w:uiPriority="67"/>
-    <w:lsdException w:name="Medium Grid 2 Accent 2" w:uiPriority="68"/>
-    <w:lsdException w:name="Medium Grid 3 Accent 2" w:uiPriority="69"/>
-    <w:lsdException w:name="Dark List Accent 2" w:uiPriority="70"/>
-    <w:lsdException w:name="Colorful Shading Accent 2" w:uiPriority="71"/>
-    <w:lsdException w:name="Colorful List Accent 2" w:uiPriority="72"/>
-    <w:lsdException w:name="Colorful Grid Accent 2" w:uiPriority="73"/>
-    <w:lsdException w:name="Light Shading Accent 3" w:uiPriority="60"/>
-    <w:lsdException w:name="Light List Accent 3" w:uiPriority="61"/>
-    <w:lsdException w:name="Light Grid Accent 3" w:uiPriority="62"/>
-    <w:lsdException w:name="Medium Shading 1 Accent 3" w:uiPriority="63"/>
-    <w:lsdException w:name="Medium Shading 2 Accent 3" w:uiPriority="64"/>
-    <w:lsdException w:name="Medium List 1 Accent 3" w:uiPriority="65"/>
-    <w:lsdException w:name="Medium List 2 Accent 3" w:uiPriority="66"/>
-    <w:lsdException w:name="Medium Grid 1 Accent 3" w:uiPriority="67"/>
-    <w:lsdException w:name="Medium Grid 2 Accent 3" w:uiPriority="68"/>
-    <w:lsdException w:name="Medium Grid 3 Accent 3" w:uiPriority="69"/>
-    <w:lsdException w:name="Dark List Accent 3" w:uiPriority="70"/>
-    <w:lsdException w:name="Colorful Shading Accent 3" w:uiPriority="71"/>
-    <w:lsdException w:name="Colorful List Accent 3" w:uiPriority="72"/>
-    <w:lsdException w:name="Colorful Grid Accent 3" w:uiPriority="73"/>
-    <w:lsdException w:name="Light Shading Accent 4" w:uiPriority="60"/>
-    <w:lsdException w:name="Light List Accent 4" w:uiPriority="61"/>
-    <w:lsdException w:name="Light Grid Accent 4" w:uiPriority="62"/>
-    <w:lsdException w:name="Medium Shading 1 Accent 4" w:uiPriority="63"/>
-    <w:lsdException w:name="Medium Shading 2 Accent 4" w:uiPriority="64"/>
-    <w:lsdException w:name="Medium List 1 Accent 4" w:uiPriority="65"/>
-    <w:lsdException w:name="Medium List 2 Accent 4" w:uiPriority="66"/>
-    <w:lsdException w:name="Medium Grid 1 Accent 4" w:uiPriority="67"/>
-    <w:lsdException w:name="Medium Grid 2 Accent 4" w:uiPriority="68"/>
-    <w:lsdException w:name="Medium Grid 3 Accent 4" w:uiPriority="69"/>
-    <w:lsdException w:name="Dark List Accent 4" w:uiPriority="70"/>
-    <w:lsdException w:name="Colorful Shading Accent 4" w:uiPriority="71"/>
-    <w:lsdException w:name="Colorful List Accent 4" w:uiPriority="72"/>
-    <w:lsdException w:name="Colorful Grid Accent 4" w:uiPriority="73"/>
-    <w:lsdException w:name="Light Shading Accent 5" w:uiPriority="60"/>
-    <w:lsdException w:name="Light List Accent 5" w:uiPriority="61"/>
-    <w:lsdException w:name="Light Grid Accent 5" w:uiPriority="62"/>
-    <w:lsdException w:name="Medium Shading 1 Accent 5" w:uiPriority="63"/>
-    <w:lsdException w:name="Medium Shading 2 Accent 5" w:uiPriority="64"/>
-    <w:lsdException w:name="Medium List 1 Accent 5" w:uiPriority="65"/>
-    <w:lsdException w:name="Medium List 2 Accent 5" w:uiPriority="66"/>
-    <w:lsdException w:name="Medium Grid 1 Accent 5" w:uiPriority="67"/>
-    <w:lsdException w:name="Medium Grid 2 Accent 5" w:uiPriority="68"/>
-    <w:lsdException w:name="Medium Grid 3 Accent 5" w:uiPriority="69"/>
-    <w:lsdException w:name="Dark List Accent 5" w:uiPriority="70"/>
-    <w:lsdException w:name="Colorful Shading Accent 5" w:uiPriority="71"/>
-    <w:lsdException w:name="Colorful List Accent 5" w:uiPriority="72"/>
-    <w:lsdException w:name="Colorful Grid Accent 5" w:uiPriority="73"/>
-    <w:lsdException w:name="Light Shading Accent 6" w:uiPriority="60"/>
-    <w:lsdException w:name="Light List Accent 6" w:uiPriority="61"/>
-    <w:lsdException w:name="Light Grid Accent 6" w:uiPriority="62"/>
-    <w:lsdException w:name="Medium Shading 1 Accent 6" w:uiPriority="63"/>
-    <w:lsdException w:name="Medium Shading 2 Accent 6" w:uiPriority="64"/>
-    <w:lsdException w:name="Medium List 1 Accent 6" w:uiPriority="65"/>
-    <w:lsdException w:name="Medium List 2 Accent 6" w:uiPriority="66"/>
-    <w:lsdException w:name="Medium Grid 1 Accent 6" w:uiPriority="67"/>
-    <w:lsdException w:name="Medium Grid 2 Accent 6" w:uiPriority="68"/>
-    <w:lsdException w:name="Medium Grid 3 Accent 6" w:uiPriority="69"/>
-    <w:lsdException w:name="Dark List Accent 6" w:uiPriority="70"/>
-    <w:lsdException w:name="Colorful Shading Accent 6" w:uiPriority="71"/>
-    <w:lsdException w:name="Colorful List Accent 6" w:uiPriority="72"/>
-    <w:lsdException w:name="Colorful Grid Accent 6" w:uiPriority="73"/>
-    <w:lsdException w:name="Subtle Emphasis" w:uiPriority="19" w:qFormat="1"/>
-    <w:lsdException w:name="Intense Emphasis" w:uiPriority="21" w:qFormat="1"/>
-    <w:lsdException w:name="Subtle Reference" w:uiPriority="31" w:qFormat="1"/>
-    <w:lsdException w:name="Intense Reference" w:uiPriority="32" w:qFormat="1"/>
-    <w:lsdException w:name="Book Title" w:uiPriority="33" w:qFormat="1"/>
-    <w:lsdException w:name="Bibliography" w:semiHidden="1" w:uiPriority="37" w:unhideWhenUsed="1"/>
-    <w:lsdException w:name="TOC Heading" w:semiHidden="1" w:uiPriority="39" w:unhideWhenUsed="1" w:qFormat="1"/>
-    <w:lsdException w:name="Plain Table 1" w:uiPriority="41"/>
-    <w:lsdException w:name="Plain Table 2" w:uiPriority="42"/>
-    <w:lsdException w:name="Plain Table 3" w:uiPriority="43"/>
-    <w:lsdException w:name="Plain Table 4" w:uiPriority="44"/>
-    <w:lsdException w:name="Plain Table 5" w:uiPriority="45"/>
-    <w:lsdException w:name="Grid Table Light" w:uiPriority="40"/>
-    <w:lsdException w:name="Grid Table 1 Light" w:uiPriority="46"/>
-    <w:lsdException w:name="Grid Table 2" w:uiPriority="47"/>
-    <w:lsdException w:name="Grid Table 3" w:uiPriority="48"/>
-    <w:lsdException w:name="Grid Table 4" w:uiPriority="49"/>
-    <w:lsdException w:name="Grid Table 5 Dark" w:uiPriority="50"/>
-    <w:lsdException w:name="Grid Table 6 Colorful" w:uiPriority="51"/>
-    <w:lsdException w:name="Grid Table 7 Colorful" w:uiPriority="52"/>
-    <w:lsdException w:name="Grid Table 1 Light Accent 1" w:uiPriority="46"/>
-    <w:lsdException w:name="Grid Table 2 Accent 1" w:uiPriority="47"/>
-    <w:lsdException w:name="Grid Table 3 Accent 1" w:uiPriority="48"/>
-    <w:lsdException w:name="Grid Table 4 Accent 1" w:uiPriority="49"/>
-    <w:lsdException w:name="Grid Table 5 Dark Accent 1" w:uiPriority="50"/>
-    <w:lsdException w:name="Grid Table 6 Colorful Accent 1" w:uiPriority="51"/>
-    <w:lsdException w:name="Grid Table 7 Colorful Accent 1" w:uiPriority="52"/>
-    <w:lsdException w:name="Grid Table 1 Light Accent 2" w:uiPriority="46"/>
-    <w:lsdException w:name="Grid Table 2 Accent 2" w:uiPriority="47"/>
-    <w:lsdException w:name="Grid Table 3 Accent 2" w:uiPriority="48"/>
-    <w:lsdException w:name="Grid Table 4 Accent 2" w:uiPriority="49"/>
-    <w:lsdException w:name="Grid Table 5 Dark Accent 2" w:uiPriority="50"/>
-    <w:lsdException w:name="Grid Table 6 Colorful Accent 2" w:uiPriority="51"/>
-    <w:lsdException w:name="Grid Table 7 Colorful Accent 2" w:uiPriority="52"/>
-    <w:lsdException w:name="Grid Table 1 Light Accent 3" w:uiPriority="46"/>
-    <w:lsdException w:name="Grid Table 2 Accent 3" w:uiPriority="47"/>
-    <w:lsdException w:name="Grid Table 3 Accent 3" w:uiPriority="48"/>
-    <w:lsdException w:name="Grid Table 4 Accent 3" w:uiPriority="49"/>
-    <w:lsdException w:name="Grid Table 5 Dark Accent 3" w:uiPriority="50"/>
-    <w:lsdException w:name="Grid Table 6 Colorful Accent 3" w:uiPriority="51"/>
-    <w:lsdException w:name="Grid Table 7 Colorful Accent 3" w:uiPriority="52"/>
-    <w:lsdException w:name="Grid Table 1 Light Accent 4" w:uiPriority="46"/>
-    <w:lsdException w:name="Grid Table 2 Accent 4" w:uiPriority="47"/>
-    <w:lsdException w:name="Grid Table 3 Accent 4" w:uiPriority="48"/>
-    <w:lsdException w:name="Grid Table 4 Accent 4" w:uiPriority="49"/>
-    <w:lsdException w:name="Grid Table 5 Dark Accent 4" w:uiPriority="50"/>
-    <w:lsdException w:name="Grid Table 6 Colorful Accent 4" w:uiPriority="51"/>
-    <w:lsdException w:name="Grid Table 7 Colorful Accent 4" w:uiPriority="52"/>
-    <w:lsdException w:name="Grid Table 1 Light Accent 5" w:uiPriority="46"/>
-    <w:lsdException w:name="Grid Table 2 Accent 5" w:uiPriority="47"/>
-    <w:lsdException w:name="Grid Table 3 Accent 5" w:uiPriority="48"/>
-    <w:lsdException w:name="Grid Table 4 Accent 5" w:uiPriority="49"/>
-    <w:lsdException w:name="Grid Table 5 Dark Accent 5" w:uiPriority="50"/>
-    <w:lsdException w:name="Grid Table 6 Colorful Accent 5" w:uiPriority="51"/>
-    <w:lsdException w:name="Grid Table 7 Colorful Accent 5" w:uiPriority="52"/>
-    <w:lsdException w:name="Grid Table 1 Light Accent 6" w:uiPriority="46"/>
-    <w:lsdException w:name="Grid Table 2 Accent 6" w:uiPriority="47"/>
-    <w:lsdException w:name="Grid Table 3 Accent 6" w:uiPriority="48"/>
-    <w:lsdException w:name="Grid Table 4 Accent 6" w:uiPriority="49"/>
-    <w:lsdException w:name="Grid Table 5 Dark Accent 6" w:uiPriority="50"/>
-    <w:lsdException w:name="Grid Table 6 Colorful Accent 6" w:uiPriority="51"/>
-    <w:lsdException w:name="Grid Table 7 Colorful Accent 6" w:uiPriority="52"/>
-    <w:lsdException w:name="List Table 1 Light" w:uiPriority="46"/>
-    <w:lsdException w:name="List Table 2" w:uiPriority="47"/>
-    <w:lsdException w:name="List Table 3" w:uiPriority="48"/>
-    <w:lsdException w:name="List Table 4" w:uiPriority="49"/>
-    <w:lsdException w:name="List Table 5 Dark" w:uiPriority="50"/>
-    <w:lsdException w:name="List Table 6 Colorful" w:uiPriority="51"/>
-    <w:lsdException w:name="List Table 7 Colorful" w:uiPriority="52"/>
-    <w:lsdException w:name="List Table 1 Light Accent 1" w:uiPriority="46"/>
-    <w:lsdException w:name="List Table 2 Accent 1" w:uiPriority="47"/>
-    <w:lsdException w:name="List Table 3 Accent 1" w:uiPriority="48"/>
-    <w:lsdException w:name="List Table 4 Accent 1" w:uiPriority="49"/>
-    <w:lsdException w:name="List Table 5 Dark Accent 1" w:uiPriority="50"/>
-    <w:lsdException w:name="List Table 6 Colorful Accent 1" w:uiPriority="51"/>
-    <w:lsdException w:name="List Table 7 Colorful Accent 1" w:uiPriority="52"/>
-    <w:lsdException w:name="List Table 1 Light Accent 2" w:uiPriority="46"/>
-    <w:lsdException w:name="List Table 2 Accent 2" w:uiPriority="47"/>
-    <w:lsdException w:name="List Table 3 Accent 2" w:uiPriority="48"/>
-    <w:lsdException w:name="List Table 4 Accent 2" w:uiPriority="49"/>
-    <w:lsdException w:name="List Table 5 Dark Accent 2" w:uiPriority="50"/>
-    <w:lsdException w:name="List Table 6 Colorful Accent 2" w:uiPriority="51"/>
-    <w:lsdException w:name="List Table 7 Colorful Accent 2" w:uiPriority="52"/>
-    <w:lsdException w:name="List Table 1 Light Accent 3" w:uiPriority="46"/>
-    <w:lsdException w:name="List Table 2 Accent 3" w:uiPriority="47"/>
-    <w:lsdException w:name="List Table 3 Accent 3" w:uiPriority="48"/>
-    <w:lsdException w:name="List Table 4 Accent 3" w:uiPriority="49"/>
-    <w:lsdException w:name="List Table 5 Dark Accent 3" w:uiPriority="50"/>
-    <w:lsdException w:name="List Table 6 Colorful Accent 3" w:uiPriority="51"/>
-    <w:lsdException w:name="List Table 7 Colorful Accent 3" w:uiPriority="52"/>
-    <w:lsdException w:name="List Table 1 Light Accent 4" w:uiPriority="46"/>
-    <w:lsdException w:name="List Table 2 Accent 4" w:uiPriority="47"/>
-    <w:lsdException w:name="List Table 3 Accent 4" w:uiPriority="48"/>
-    <w:lsdException w:name="List Table 4 Accent 4" w:uiPriority="49"/>
-    <w:lsdException w:name="List Table 5 Dark Accent 4" w:uiPriority="50"/>
-    <w:lsdException w:name="List Table 6 Colorful Accent 4" w:uiPriority="51"/>
-    <w:lsdException w:name="List Table 7 Colorful Accent 4" w:uiPriority="52"/>
-    <w:lsdException w:name="List Table 1 Light Accent 5" w:uiPriority="46"/>
-    <w:lsdException w:name="List Table 2 Accent 5" w:uiPriority="47"/>
-    <w:lsdException w:name="List Table 3 Accent 5" w:uiPriority="48"/>
-    <w:lsdException w:name="List Table 4 Accent 5" w:uiPriority="49"/>
-    <w:lsdException w:name="List Table 5 Dark Accent 5" w:uiPriority="50"/>
-    <w:lsdException w:name="List Table 6 Colorful Accent 5" w:uiPriority="51"/>
-    <w:lsdException w:name="List Table 7 Colorful Accent 5" w:uiPriority="52"/>
-    <w:lsdException w:name="List Table 1 Light Accent 6" w:uiPriority="46"/>
-    <w:lsdException w:name="List Table 2 Accent 6" w:uiPriority="47"/>
-    <w:lsdException w:name="List Table 3 Accent 6" w:uiPriority="48"/>
-    <w:lsdException w:name="List Table 4 Accent 6" w:uiPriority="49"/>
-    <w:lsdException w:name="List Table 5 Dark Accent 6" w:uiPriority="50"/>
-    <w:lsdException w:name="List Table 6 Colorful Accent 6" w:uiPriority="51"/>
-    <w:lsdException w:name="List Table 7 Colorful Accent 6" w:uiPriority="52"/>
-  </w:latentStyles>
-  <w:style w:type="paragraph" w:default="1" w:styleId="Normal">
-    <w:name w:val="Normal"/>
-    <w:qFormat/>
-  </w:style>
-  <w:style w:type="character" w:default="1" w:styleId="DefaultParagraphFont">
-    <w:name w:val="Default Paragraph Font"/>
-    <w:uiPriority w:val="1"/>
-    <w:semiHidden/>
-    <w:unhideWhenUsed/>
-  </w:style>
-  <w:style w:type="table" w:default="1" w:styleId="TableNormal">
-    <w:name w:val="Normal Table"/>
-    <w:uiPriority w:val="99"/>
-    <w:semiHidden/>
-    <w:unhideWhenUsed/>
-    <w:tblPr>
-      <w:tblInd w:w="0" w:type="dxa"/>
-      <w:tblCellMar>
-        <w:top w:w="0" w:type="dxa"/>
-        <w:left w:w="108" w:type="dxa"/>
-        <w:bottom w:w="0" w:type="dxa"/>
-        <w:right w:w="108" w:type="dxa"/>
-      </w:tblCellMar>
-    </w:tblPr>
-  </w:style>
-  <w:style w:type="numbering" w:default="1" w:styleId="NoList">
-    <w:name w:val="No List"/>
-    <w:uiPriority w:val="99"/>
-    <w:semiHidden/>
-    <w:unhideWhenUsed/>
-  </w:style>
-  <w:style w:type="paragraph" w:customStyle="1" w:styleId="F2C03BDC55E5427E9E1C3AFEDFB9C230">
-    <w:name w:val="F2C03BDC55E5427E9E1C3AFEDFB9C230"/>
-    <w:rsid w:val="0067523B"/>
-  </w:style>
-</w:styles>
-</file>
-
-<file path=word/glossary/webSettings.xml><?xml version="1.0" encoding="utf-8"?>
-<w:webSettings xmlns:mc="http://schemas.openxmlformats.org/markup-compatibility/2006" xmlns:r="http://schemas.openxmlformats.org/officeDocument/2006/relationships" xmlns:w="http://schemas.openxmlformats.org/wordprocessingml/2006/main" xmlns:w14="http://schemas.microsoft.com/office/word/2010/wordml" xmlns:w15="http://schemas.microsoft.com/office/word/2012/wordml" mc:Ignorable="w14 w15">
-  <w:optimizeForBrowser/>
-  <w:allowPNG/>
-</w:webSettings>
-</file>
-
 <file path=word/theme/theme1.xml><?xml version="1.0" encoding="utf-8"?>
 <a:theme xmlns:a="http://schemas.openxmlformats.org/drawingml/2006/main" name="Office Theme">
   <a:themeElements>
